--- a/mps-nivel-c/oficial/04_registros/FTGASMIG_Governanca-APIs/GASMIG02_Fundacao-Tecnologica/ADAP-GASMIG02-002_Registro-de-Adaptacao-OS002.docx
+++ b/mps-nivel-c/oficial/04_registros/FTGASMIG_Governanca-APIs/GASMIG02_Fundacao-Tecnologica/ADAP-GASMIG02-002_Registro-de-Adaptacao-OS002.docx
@@ -4,78 +4,32 @@
   <w:body>
     <w:p>
       <w:pPr>
-        <w:pBdr>
-          <w:top w:val="single" w:sz="32" w:space="0" w:color="003366"/>
-        </w:pBdr>
-        <w:spacing w:before="0" w:after="0"/>
-      </w:pPr>
-    </w:p>
-    <w:p>
-      <w:pPr>
-        <w:spacing w:before="240" w:after="40"/>
+        <w:pStyle w:val="Heading1"/>
       </w:pPr>
       <w:r>
         <w:rPr>
-          <w:rFonts w:ascii="Calibri" w:hAnsi="Calibri"/>
           <w:b/>
-          <w:color w:val="003366"/>
-          <w:sz w:val="36"/>
+          <w:color w:val="1F497D"/>
+          <w:sz w:val="32"/>
         </w:rPr>
-        <w:t>REGISTRO DE ADAPTAÇÃO DO PROCESSO — FUNDAÇÃO TECNOLÓGICA GASMIG · OS-PARCELA-002</w:t>
+        <w:t>Registro de Adaptação do Processo — Fundação Tecnológica GASMIG · OS-PARCELA-002</w:t>
       </w:r>
-    </w:p>
-    <w:p>
-      <w:pPr>
-        <w:spacing w:before="0" w:after="40"/>
-      </w:pPr>
-      <w:r>
-        <w:rPr>
-          <w:rFonts w:ascii="Calibri" w:hAnsi="Calibri"/>
-          <w:color w:val="555555"/>
-          <w:sz w:val="20"/>
-        </w:rPr>
-        <w:t>Sim   ·   Versão Data   ·   26/05/2026   ·   Timeware Brasil</w:t>
-      </w:r>
-    </w:p>
-    <w:p>
-      <w:pPr>
-        <w:pBdr>
-          <w:bottom w:val="single" w:sz="6" w:space="1" w:color="003366"/>
-        </w:pBdr>
-        <w:spacing w:before="120" w:after="280"/>
-      </w:pPr>
     </w:p>
     <w:tbl>
       <w:tblPr>
+        <w:tblStyle w:val="TableGrid"/>
         <w:tblW w:type="auto" w:w="0"/>
         <w:tblLook w:firstColumn="1" w:firstRow="1" w:lastColumn="0" w:lastRow="0" w:noHBand="0" w:noVBand="1" w:val="04A0"/>
-        <w:tblBorders>
-          <w:top w:val="single" w:sz="4" w:space="0" w:color="AAAAAA"/>
-          <w:left w:val="single" w:sz="4" w:space="0" w:color="AAAAAA"/>
-          <w:bottom w:val="single" w:sz="4" w:space="0" w:color="AAAAAA"/>
-          <w:right w:val="single" w:sz="4" w:space="0" w:color="AAAAAA"/>
-          <w:insideH w:val="single" w:sz="4" w:space="0" w:color="AAAAAA"/>
-          <w:insideV w:val="single" w:sz="4" w:space="0" w:color="AAAAAA"/>
-        </w:tblBorders>
       </w:tblPr>
       <w:tblGrid>
-        <w:gridCol w:w="4451"/>
-        <w:gridCol w:w="4451"/>
+        <w:gridCol w:w="4680"/>
+        <w:gridCol w:w="4680"/>
       </w:tblGrid>
       <w:tr>
-        <w:trPr>
-          <w:cantSplit w:val="1"/>
-        </w:trPr>
         <w:tc>
           <w:tcPr>
-            <w:tcW w:type="dxa" w:w="4451"/>
-            <w:tcMar>
-              <w:top w:w="60" w:type="dxa"/>
-              <w:bottom w:w="60" w:type="dxa"/>
-              <w:left w:w="100" w:type="dxa"/>
-              <w:right w:w="100" w:type="dxa"/>
-            </w:tcMar>
-            <w:shd w:val="clear" w:color="auto" w:fill="D6E4F0"/>
+            <w:tcW w:type="dxa" w:w="4680"/>
+            <w:shd w:val="clear" w:color="auto" w:fill="D6E4F7"/>
           </w:tcPr>
           <w:p>
             <w:pPr>
@@ -83,7 +37,11 @@
             </w:pPr>
             <w:r>
               <w:rPr>
-                <w:rFonts w:ascii="Calibri" w:hAnsi="Calibri"/>
+                <w:b/>
+              </w:rPr>
+            </w:r>
+            <w:r>
+              <w:rPr>
                 <w:b/>
                 <w:i w:val="0"/>
                 <w:sz w:val="20"/>
@@ -94,14 +52,8 @@
         </w:tc>
         <w:tc>
           <w:tcPr>
-            <w:tcW w:type="dxa" w:w="4451"/>
-            <w:tcMar>
-              <w:top w:w="60" w:type="dxa"/>
-              <w:bottom w:w="60" w:type="dxa"/>
-              <w:left w:w="100" w:type="dxa"/>
-              <w:right w:w="100" w:type="dxa"/>
-            </w:tcMar>
-            <w:shd w:val="clear" w:color="auto" w:fill="D6E4F0"/>
+            <w:tcW w:type="dxa" w:w="4680"/>
+            <w:shd w:val="clear" w:color="auto" w:fill="D6E4F7"/>
           </w:tcPr>
           <w:p>
             <w:pPr>
@@ -109,7 +61,11 @@
             </w:pPr>
             <w:r>
               <w:rPr>
-                <w:rFonts w:ascii="Calibri" w:hAnsi="Calibri"/>
+                <w:b/>
+              </w:rPr>
+            </w:r>
+            <w:r>
+              <w:rPr>
                 <w:b/>
                 <w:i w:val="0"/>
                 <w:sz w:val="20"/>
@@ -120,27 +76,17 @@
         </w:tc>
       </w:tr>
       <w:tr>
-        <w:trPr>
-          <w:cantSplit w:val="1"/>
-        </w:trPr>
         <w:tc>
           <w:tcPr>
-            <w:tcW w:type="dxa" w:w="4451"/>
-            <w:tcMar>
-              <w:top w:w="60" w:type="dxa"/>
-              <w:bottom w:w="60" w:type="dxa"/>
-              <w:left w:w="100" w:type="dxa"/>
-              <w:right w:w="100" w:type="dxa"/>
-            </w:tcMar>
-            <w:shd w:val="clear" w:color="auto" w:fill="F0F4F8"/>
+            <w:tcW w:type="dxa" w:w="4680"/>
           </w:tcPr>
           <w:p>
             <w:pPr>
               <w:spacing w:before="40" w:after="40"/>
             </w:pPr>
+            <w:r/>
             <w:r>
               <w:rPr>
-                <w:rFonts w:ascii="Calibri" w:hAnsi="Calibri"/>
                 <w:b/>
                 <w:i w:val="0"/>
                 <w:sz w:val="20"/>
@@ -151,21 +97,15 @@
         </w:tc>
         <w:tc>
           <w:tcPr>
-            <w:tcW w:type="dxa" w:w="4451"/>
-            <w:tcMar>
-              <w:top w:w="60" w:type="dxa"/>
-              <w:bottom w:w="60" w:type="dxa"/>
-              <w:left w:w="100" w:type="dxa"/>
-              <w:right w:w="100" w:type="dxa"/>
-            </w:tcMar>
+            <w:tcW w:type="dxa" w:w="4680"/>
           </w:tcPr>
           <w:p>
             <w:pPr>
               <w:spacing w:before="40" w:after="40"/>
             </w:pPr>
+            <w:r/>
             <w:r>
               <w:rPr>
-                <w:rFonts w:ascii="Calibri" w:hAnsi="Calibri"/>
                 <w:b w:val="0"/>
                 <w:i w:val="0"/>
                 <w:sz w:val="20"/>
@@ -176,27 +116,17 @@
         </w:tc>
       </w:tr>
       <w:tr>
-        <w:trPr>
-          <w:cantSplit w:val="1"/>
-        </w:trPr>
         <w:tc>
           <w:tcPr>
-            <w:tcW w:type="dxa" w:w="4451"/>
-            <w:tcMar>
-              <w:top w:w="60" w:type="dxa"/>
-              <w:bottom w:w="60" w:type="dxa"/>
-              <w:left w:w="100" w:type="dxa"/>
-              <w:right w:w="100" w:type="dxa"/>
-            </w:tcMar>
-            <w:shd w:val="clear" w:color="auto" w:fill="F0F4F8"/>
+            <w:tcW w:type="dxa" w:w="4680"/>
           </w:tcPr>
           <w:p>
             <w:pPr>
               <w:spacing w:before="40" w:after="40"/>
             </w:pPr>
+            <w:r/>
             <w:r>
               <w:rPr>
-                <w:rFonts w:ascii="Calibri" w:hAnsi="Calibri"/>
                 <w:b/>
                 <w:i w:val="0"/>
                 <w:sz w:val="20"/>
@@ -207,21 +137,15 @@
         </w:tc>
         <w:tc>
           <w:tcPr>
-            <w:tcW w:type="dxa" w:w="4451"/>
-            <w:tcMar>
-              <w:top w:w="60" w:type="dxa"/>
-              <w:bottom w:w="60" w:type="dxa"/>
-              <w:left w:w="100" w:type="dxa"/>
-              <w:right w:w="100" w:type="dxa"/>
-            </w:tcMar>
+            <w:tcW w:type="dxa" w:w="4680"/>
           </w:tcPr>
           <w:p>
             <w:pPr>
               <w:spacing w:before="40" w:after="40"/>
             </w:pPr>
+            <w:r/>
             <w:r>
               <w:rPr>
-                <w:rFonts w:ascii="Calibri" w:hAnsi="Calibri"/>
                 <w:b w:val="0"/>
                 <w:i w:val="0"/>
                 <w:sz w:val="20"/>
@@ -232,27 +156,17 @@
         </w:tc>
       </w:tr>
       <w:tr>
-        <w:trPr>
-          <w:cantSplit w:val="1"/>
-        </w:trPr>
         <w:tc>
           <w:tcPr>
-            <w:tcW w:type="dxa" w:w="4451"/>
-            <w:tcMar>
-              <w:top w:w="60" w:type="dxa"/>
-              <w:bottom w:w="60" w:type="dxa"/>
-              <w:left w:w="100" w:type="dxa"/>
-              <w:right w:w="100" w:type="dxa"/>
-            </w:tcMar>
-            <w:shd w:val="clear" w:color="auto" w:fill="F0F4F8"/>
+            <w:tcW w:type="dxa" w:w="4680"/>
           </w:tcPr>
           <w:p>
             <w:pPr>
               <w:spacing w:before="40" w:after="40"/>
             </w:pPr>
+            <w:r/>
             <w:r>
               <w:rPr>
-                <w:rFonts w:ascii="Calibri" w:hAnsi="Calibri"/>
                 <w:b/>
                 <w:i w:val="0"/>
                 <w:sz w:val="20"/>
@@ -263,52 +177,36 @@
         </w:tc>
         <w:tc>
           <w:tcPr>
-            <w:tcW w:type="dxa" w:w="4451"/>
-            <w:tcMar>
-              <w:top w:w="60" w:type="dxa"/>
-              <w:bottom w:w="60" w:type="dxa"/>
-              <w:left w:w="100" w:type="dxa"/>
-              <w:right w:w="100" w:type="dxa"/>
-            </w:tcMar>
+            <w:tcW w:type="dxa" w:w="4680"/>
           </w:tcPr>
           <w:p>
             <w:pPr>
               <w:spacing w:before="40" w:after="40"/>
             </w:pPr>
+            <w:r/>
             <w:r>
               <w:rPr>
-                <w:rFonts w:ascii="Calibri" w:hAnsi="Calibri"/>
                 <w:b w:val="0"/>
                 <w:i w:val="0"/>
                 <w:sz w:val="20"/>
               </w:rPr>
-              <w:t>1.0</w:t>
+              <w:t>1.2</w:t>
             </w:r>
           </w:p>
         </w:tc>
       </w:tr>
       <w:tr>
-        <w:trPr>
-          <w:cantSplit w:val="1"/>
-        </w:trPr>
         <w:tc>
           <w:tcPr>
-            <w:tcW w:type="dxa" w:w="4451"/>
-            <w:tcMar>
-              <w:top w:w="60" w:type="dxa"/>
-              <w:bottom w:w="60" w:type="dxa"/>
-              <w:left w:w="100" w:type="dxa"/>
-              <w:right w:w="100" w:type="dxa"/>
-            </w:tcMar>
-            <w:shd w:val="clear" w:color="auto" w:fill="F0F4F8"/>
+            <w:tcW w:type="dxa" w:w="4680"/>
           </w:tcPr>
           <w:p>
             <w:pPr>
               <w:spacing w:before="40" w:after="40"/>
             </w:pPr>
+            <w:r/>
             <w:r>
               <w:rPr>
-                <w:rFonts w:ascii="Calibri" w:hAnsi="Calibri"/>
                 <w:b/>
                 <w:i w:val="0"/>
                 <w:sz w:val="20"/>
@@ -319,52 +217,36 @@
         </w:tc>
         <w:tc>
           <w:tcPr>
-            <w:tcW w:type="dxa" w:w="4451"/>
-            <w:tcMar>
-              <w:top w:w="60" w:type="dxa"/>
-              <w:bottom w:w="60" w:type="dxa"/>
-              <w:left w:w="100" w:type="dxa"/>
-              <w:right w:w="100" w:type="dxa"/>
-            </w:tcMar>
+            <w:tcW w:type="dxa" w:w="4680"/>
           </w:tcPr>
           <w:p>
             <w:pPr>
               <w:spacing w:before="40" w:after="40"/>
             </w:pPr>
+            <w:r/>
             <w:r>
               <w:rPr>
-                <w:rFonts w:ascii="Calibri" w:hAnsi="Calibri"/>
                 <w:b w:val="0"/>
                 <w:i w:val="0"/>
                 <w:sz w:val="20"/>
               </w:rPr>
-              <w:t>26/05/2026</w:t>
+              <w:t>13/06/2026</w:t>
             </w:r>
           </w:p>
         </w:tc>
       </w:tr>
       <w:tr>
-        <w:trPr>
-          <w:cantSplit w:val="1"/>
-        </w:trPr>
         <w:tc>
           <w:tcPr>
-            <w:tcW w:type="dxa" w:w="4451"/>
-            <w:tcMar>
-              <w:top w:w="60" w:type="dxa"/>
-              <w:bottom w:w="60" w:type="dxa"/>
-              <w:left w:w="100" w:type="dxa"/>
-              <w:right w:w="100" w:type="dxa"/>
-            </w:tcMar>
-            <w:shd w:val="clear" w:color="auto" w:fill="F0F4F8"/>
+            <w:tcW w:type="dxa" w:w="4680"/>
           </w:tcPr>
           <w:p>
             <w:pPr>
               <w:spacing w:before="40" w:after="40"/>
             </w:pPr>
+            <w:r/>
             <w:r>
               <w:rPr>
-                <w:rFonts w:ascii="Calibri" w:hAnsi="Calibri"/>
                 <w:b/>
                 <w:i w:val="0"/>
                 <w:sz w:val="20"/>
@@ -375,21 +257,15 @@
         </w:tc>
         <w:tc>
           <w:tcPr>
-            <w:tcW w:type="dxa" w:w="4451"/>
-            <w:tcMar>
-              <w:top w:w="60" w:type="dxa"/>
-              <w:bottom w:w="60" w:type="dxa"/>
-              <w:left w:w="100" w:type="dxa"/>
-              <w:right w:w="100" w:type="dxa"/>
-            </w:tcMar>
+            <w:tcW w:type="dxa" w:w="4680"/>
           </w:tcPr>
           <w:p>
             <w:pPr>
               <w:spacing w:before="40" w:after="40"/>
             </w:pPr>
+            <w:r/>
             <w:r>
               <w:rPr>
-                <w:rFonts w:ascii="Calibri" w:hAnsi="Calibri"/>
                 <w:b w:val="0"/>
                 <w:i w:val="0"/>
                 <w:sz w:val="20"/>
@@ -399,76 +275,138 @@
           </w:p>
         </w:tc>
       </w:tr>
+      <w:tr>
+        <w:tc>
+          <w:tcPr>
+            <w:tcW w:type="dxa" w:w="4680"/>
+          </w:tcPr>
+          <w:p>
+            <w:pPr>
+              <w:spacing w:before="40" w:after="40"/>
+            </w:pPr>
+            <w:r/>
+            <w:r>
+              <w:rPr>
+                <w:b/>
+                <w:i w:val="0"/>
+                <w:sz w:val="20"/>
+              </w:rPr>
+              <w:t>Processo-padrão de referência</w:t>
+            </w:r>
+          </w:p>
+        </w:tc>
+        <w:tc>
+          <w:tcPr>
+            <w:tcW w:type="dxa" w:w="4680"/>
+          </w:tcPr>
+          <w:p>
+            <w:pPr>
+              <w:spacing w:before="40" w:after="40"/>
+            </w:pPr>
+            <w:r/>
+            <w:r>
+              <w:rPr>
+                <w:b w:val="0"/>
+                <w:i w:val="0"/>
+                <w:sz w:val="20"/>
+              </w:rPr>
+              <w:t>PRO-GPC-001 v2.2</w:t>
+            </w:r>
+          </w:p>
+        </w:tc>
+      </w:tr>
+      <w:tr>
+        <w:tc>
+          <w:tcPr>
+            <w:tcW w:type="dxa" w:w="4680"/>
+          </w:tcPr>
+          <w:p>
+            <w:pPr>
+              <w:spacing w:before="40" w:after="40"/>
+            </w:pPr>
+            <w:r/>
+            <w:r>
+              <w:rPr>
+                <w:b/>
+                <w:i w:val="0"/>
+                <w:sz w:val="20"/>
+              </w:rPr>
+              <w:t>Guia de adaptação de referência</w:t>
+            </w:r>
+          </w:p>
+        </w:tc>
+        <w:tc>
+          <w:tcPr>
+            <w:tcW w:type="dxa" w:w="4680"/>
+          </w:tcPr>
+          <w:p>
+            <w:pPr>
+              <w:spacing w:before="40" w:after="40"/>
+            </w:pPr>
+            <w:r/>
+            <w:r>
+              <w:rPr>
+                <w:b w:val="0"/>
+                <w:i w:val="0"/>
+                <w:sz w:val="20"/>
+              </w:rPr>
+              <w:t>GUIA-GPC-001 v1.2</w:t>
+            </w:r>
+          </w:p>
+        </w:tc>
+      </w:tr>
     </w:tbl>
+    <w:p/>
     <w:p>
       <w:pPr>
-        <w:spacing w:before="0" w:after="160"/>
-      </w:pPr>
-    </w:p>
-    <w:p>
-      <w:pPr>
-        <w:spacing w:before="40" w:after="120"/>
-        <w:ind w:left="454"/>
-        <w:pBdr>
-          <w:left w:val="single" w:sz="12" w:space="8" w:color="003366"/>
-        </w:pBdr>
+        <w:ind w:left="432"/>
       </w:pPr>
       <w:r>
         <w:rPr>
-          <w:rFonts w:ascii="Calibri" w:hAnsi="Calibri"/>
           <w:b w:val="0"/>
-          <w:i w:val="0"/>
-          <w:color w:val="1A5276"/>
-          <w:sz w:val="22"/>
+          <w:i/>
+          <w:color w:val="606060"/>
+          <w:sz w:val="20"/>
         </w:rPr>
         <w:t>As mesmas decisões de adaptação da OS-PARCELA-001 (ADAP-GASMIG02-001) se mantêm nesta OS, com os ajustes anotados abaixo.</w:t>
       </w:r>
     </w:p>
     <w:p>
       <w:pPr>
-        <w:pStyle w:val="Heading1"/>
-        <w:keepNext/>
-        <w:keepLines/>
         <w:pBdr>
-          <w:bottom w:val="single" w:sz="4" w:space="2" w:color="D6E4F0"/>
+          <w:bottom w:val="single" w:sz="6" w:space="1" w:color="AAAAAA"/>
         </w:pBdr>
       </w:pPr>
+    </w:p>
+    <w:p>
+      <w:pPr>
+        <w:pStyle w:val="Heading2"/>
+      </w:pPr>
       <w:r>
+        <w:rPr>
+          <w:b/>
+          <w:color w:val="2E74B5"/>
+          <w:sz w:val="26"/>
+        </w:rPr>
         <w:t>1. Decisões de adaptação</w:t>
       </w:r>
     </w:p>
     <w:tbl>
       <w:tblPr>
+        <w:tblStyle w:val="TableGrid"/>
         <w:tblW w:type="auto" w:w="0"/>
         <w:tblLook w:firstColumn="1" w:firstRow="1" w:lastColumn="0" w:lastRow="0" w:noHBand="0" w:noVBand="1" w:val="04A0"/>
-        <w:tblBorders>
-          <w:top w:val="single" w:sz="4" w:space="0" w:color="003366"/>
-          <w:left w:val="single" w:sz="4" w:space="0" w:color="003366"/>
-          <w:bottom w:val="single" w:sz="4" w:space="0" w:color="003366"/>
-          <w:right w:val="single" w:sz="4" w:space="0" w:color="003366"/>
-          <w:insideH w:val="single" w:sz="4" w:space="0" w:color="003366"/>
-          <w:insideV w:val="single" w:sz="4" w:space="0" w:color="003366"/>
-        </w:tblBorders>
       </w:tblPr>
       <w:tblGrid>
-        <w:gridCol w:w="2967"/>
-        <w:gridCol w:w="2967"/>
-        <w:gridCol w:w="2967"/>
+        <w:gridCol w:w="3120"/>
+        <w:gridCol w:w="3120"/>
+        <w:gridCol w:w="3120"/>
       </w:tblGrid>
       <w:tr>
-        <w:trPr>
-          <w:cantSplit w:val="1"/>
-        </w:trPr>
         <w:tc>
           <w:tcPr>
-            <w:tcW w:type="dxa" w:w="2967"/>
-            <w:tcMar>
-              <w:top w:w="60" w:type="dxa"/>
-              <w:bottom w:w="60" w:type="dxa"/>
-              <w:left w:w="100" w:type="dxa"/>
-              <w:right w:w="100" w:type="dxa"/>
-            </w:tcMar>
-            <w:shd w:val="clear" w:color="auto" w:fill="003366"/>
+            <w:tcW w:type="dxa" w:w="3120"/>
+            <w:shd w:val="clear" w:color="auto" w:fill="D6E4F7"/>
           </w:tcPr>
           <w:p>
             <w:pPr>
@@ -476,10 +414,13 @@
             </w:pPr>
             <w:r>
               <w:rPr>
-                <w:rFonts w:ascii="Calibri" w:hAnsi="Calibri"/>
+                <w:b/>
+              </w:rPr>
+            </w:r>
+            <w:r>
+              <w:rPr>
                 <w:b/>
                 <w:i w:val="0"/>
-                <w:color w:val="FFFFFF"/>
                 <w:sz w:val="20"/>
               </w:rPr>
               <w:t>Eixo de adaptação</w:t>
@@ -488,14 +429,8 @@
         </w:tc>
         <w:tc>
           <w:tcPr>
-            <w:tcW w:type="dxa" w:w="2967"/>
-            <w:tcMar>
-              <w:top w:w="60" w:type="dxa"/>
-              <w:bottom w:w="60" w:type="dxa"/>
-              <w:left w:w="100" w:type="dxa"/>
-              <w:right w:w="100" w:type="dxa"/>
-            </w:tcMar>
-            <w:shd w:val="clear" w:color="auto" w:fill="003366"/>
+            <w:tcW w:type="dxa" w:w="3120"/>
+            <w:shd w:val="clear" w:color="auto" w:fill="D6E4F7"/>
           </w:tcPr>
           <w:p>
             <w:pPr>
@@ -503,10 +438,13 @@
             </w:pPr>
             <w:r>
               <w:rPr>
-                <w:rFonts w:ascii="Calibri" w:hAnsi="Calibri"/>
+                <w:b/>
+              </w:rPr>
+            </w:r>
+            <w:r>
+              <w:rPr>
                 <w:b/>
                 <w:i w:val="0"/>
-                <w:color w:val="FFFFFF"/>
                 <w:sz w:val="20"/>
               </w:rPr>
               <w:t>Decisão</w:t>
@@ -515,14 +453,8 @@
         </w:tc>
         <w:tc>
           <w:tcPr>
-            <w:tcW w:type="dxa" w:w="2967"/>
-            <w:tcMar>
-              <w:top w:w="60" w:type="dxa"/>
-              <w:bottom w:w="60" w:type="dxa"/>
-              <w:left w:w="100" w:type="dxa"/>
-              <w:right w:w="100" w:type="dxa"/>
-            </w:tcMar>
-            <w:shd w:val="clear" w:color="auto" w:fill="003366"/>
+            <w:tcW w:type="dxa" w:w="3120"/>
+            <w:shd w:val="clear" w:color="auto" w:fill="D6E4F7"/>
           </w:tcPr>
           <w:p>
             <w:pPr>
@@ -530,10 +462,13 @@
             </w:pPr>
             <w:r>
               <w:rPr>
-                <w:rFonts w:ascii="Calibri" w:hAnsi="Calibri"/>
+                <w:b/>
+              </w:rPr>
+            </w:r>
+            <w:r>
+              <w:rPr>
                 <w:b/>
                 <w:i w:val="0"/>
-                <w:color w:val="FFFFFF"/>
                 <w:sz w:val="20"/>
               </w:rPr>
               <w:t>Justificativa</w:t>
@@ -542,27 +477,17 @@
         </w:tc>
       </w:tr>
       <w:tr>
-        <w:trPr>
-          <w:cantSplit w:val="1"/>
-        </w:trPr>
         <w:tc>
           <w:tcPr>
-            <w:tcW w:type="dxa" w:w="2967"/>
-            <w:tcMar>
-              <w:top w:w="60" w:type="dxa"/>
-              <w:bottom w:w="60" w:type="dxa"/>
-              <w:left w:w="100" w:type="dxa"/>
-              <w:right w:w="100" w:type="dxa"/>
-            </w:tcMar>
-            <w:shd w:val="clear" w:color="auto" w:fill="EBF5FB"/>
+            <w:tcW w:type="dxa" w:w="3120"/>
           </w:tcPr>
           <w:p>
             <w:pPr>
               <w:spacing w:before="40" w:after="40"/>
             </w:pPr>
+            <w:r/>
             <w:r>
               <w:rPr>
-                <w:rFonts w:ascii="Calibri" w:hAnsi="Calibri"/>
                 <w:b w:val="0"/>
                 <w:i w:val="0"/>
                 <w:sz w:val="20"/>
@@ -573,22 +498,15 @@
         </w:tc>
         <w:tc>
           <w:tcPr>
-            <w:tcW w:type="dxa" w:w="2967"/>
-            <w:tcMar>
-              <w:top w:w="60" w:type="dxa"/>
-              <w:bottom w:w="60" w:type="dxa"/>
-              <w:left w:w="100" w:type="dxa"/>
-              <w:right w:w="100" w:type="dxa"/>
-            </w:tcMar>
-            <w:shd w:val="clear" w:color="auto" w:fill="EBF5FB"/>
+            <w:tcW w:type="dxa" w:w="3120"/>
           </w:tcPr>
           <w:p>
             <w:pPr>
               <w:spacing w:before="40" w:after="40"/>
             </w:pPr>
+            <w:r/>
             <w:r>
               <w:rPr>
-                <w:rFonts w:ascii="Calibri" w:hAnsi="Calibri"/>
                 <w:b w:val="0"/>
                 <w:i w:val="0"/>
                 <w:sz w:val="20"/>
@@ -599,22 +517,15 @@
         </w:tc>
         <w:tc>
           <w:tcPr>
-            <w:tcW w:type="dxa" w:w="2967"/>
-            <w:tcMar>
-              <w:top w:w="60" w:type="dxa"/>
-              <w:bottom w:w="60" w:type="dxa"/>
-              <w:left w:w="100" w:type="dxa"/>
-              <w:right w:w="100" w:type="dxa"/>
-            </w:tcMar>
-            <w:shd w:val="clear" w:color="auto" w:fill="EBF5FB"/>
+            <w:tcW w:type="dxa" w:w="3120"/>
           </w:tcPr>
           <w:p>
             <w:pPr>
               <w:spacing w:before="40" w:after="40"/>
             </w:pPr>
+            <w:r/>
             <w:r>
               <w:rPr>
-                <w:rFonts w:ascii="Calibri" w:hAnsi="Calibri"/>
                 <w:b w:val="0"/>
                 <w:i w:val="0"/>
                 <w:sz w:val="20"/>
@@ -625,26 +536,17 @@
         </w:tc>
       </w:tr>
       <w:tr>
-        <w:trPr>
-          <w:cantSplit w:val="1"/>
-        </w:trPr>
         <w:tc>
           <w:tcPr>
-            <w:tcW w:type="dxa" w:w="2967"/>
-            <w:tcMar>
-              <w:top w:w="60" w:type="dxa"/>
-              <w:bottom w:w="60" w:type="dxa"/>
-              <w:left w:w="100" w:type="dxa"/>
-              <w:right w:w="100" w:type="dxa"/>
-            </w:tcMar>
+            <w:tcW w:type="dxa" w:w="3120"/>
           </w:tcPr>
           <w:p>
             <w:pPr>
               <w:spacing w:before="40" w:after="40"/>
             </w:pPr>
+            <w:r/>
             <w:r>
               <w:rPr>
-                <w:rFonts w:ascii="Calibri" w:hAnsi="Calibri"/>
                 <w:b w:val="0"/>
                 <w:i w:val="0"/>
                 <w:sz w:val="20"/>
@@ -655,21 +557,15 @@
         </w:tc>
         <w:tc>
           <w:tcPr>
-            <w:tcW w:type="dxa" w:w="2967"/>
-            <w:tcMar>
-              <w:top w:w="60" w:type="dxa"/>
-              <w:bottom w:w="60" w:type="dxa"/>
-              <w:left w:w="100" w:type="dxa"/>
-              <w:right w:w="100" w:type="dxa"/>
-            </w:tcMar>
+            <w:tcW w:type="dxa" w:w="3120"/>
           </w:tcPr>
           <w:p>
             <w:pPr>
               <w:spacing w:before="40" w:after="40"/>
             </w:pPr>
+            <w:r/>
             <w:r>
               <w:rPr>
-                <w:rFonts w:ascii="Calibri" w:hAnsi="Calibri"/>
                 <w:b w:val="0"/>
                 <w:i w:val="0"/>
                 <w:sz w:val="20"/>
@@ -680,21 +576,15 @@
         </w:tc>
         <w:tc>
           <w:tcPr>
-            <w:tcW w:type="dxa" w:w="2967"/>
-            <w:tcMar>
-              <w:top w:w="60" w:type="dxa"/>
-              <w:bottom w:w="60" w:type="dxa"/>
-              <w:left w:w="100" w:type="dxa"/>
-              <w:right w:w="100" w:type="dxa"/>
-            </w:tcMar>
+            <w:tcW w:type="dxa" w:w="3120"/>
           </w:tcPr>
           <w:p>
             <w:pPr>
               <w:spacing w:before="40" w:after="40"/>
             </w:pPr>
+            <w:r/>
             <w:r>
               <w:rPr>
-                <w:rFonts w:ascii="Calibri" w:hAnsi="Calibri"/>
                 <w:b w:val="0"/>
                 <w:i w:val="0"/>
                 <w:sz w:val="20"/>
@@ -705,27 +595,17 @@
         </w:tc>
       </w:tr>
       <w:tr>
-        <w:trPr>
-          <w:cantSplit w:val="1"/>
-        </w:trPr>
         <w:tc>
           <w:tcPr>
-            <w:tcW w:type="dxa" w:w="2967"/>
-            <w:tcMar>
-              <w:top w:w="60" w:type="dxa"/>
-              <w:bottom w:w="60" w:type="dxa"/>
-              <w:left w:w="100" w:type="dxa"/>
-              <w:right w:w="100" w:type="dxa"/>
-            </w:tcMar>
-            <w:shd w:val="clear" w:color="auto" w:fill="EBF5FB"/>
+            <w:tcW w:type="dxa" w:w="3120"/>
           </w:tcPr>
           <w:p>
             <w:pPr>
               <w:spacing w:before="40" w:after="40"/>
             </w:pPr>
+            <w:r/>
             <w:r>
               <w:rPr>
-                <w:rFonts w:ascii="Calibri" w:hAnsi="Calibri"/>
                 <w:b w:val="0"/>
                 <w:i w:val="0"/>
                 <w:sz w:val="20"/>
@@ -736,22 +616,15 @@
         </w:tc>
         <w:tc>
           <w:tcPr>
-            <w:tcW w:type="dxa" w:w="2967"/>
-            <w:tcMar>
-              <w:top w:w="60" w:type="dxa"/>
-              <w:bottom w:w="60" w:type="dxa"/>
-              <w:left w:w="100" w:type="dxa"/>
-              <w:right w:w="100" w:type="dxa"/>
-            </w:tcMar>
-            <w:shd w:val="clear" w:color="auto" w:fill="EBF5FB"/>
+            <w:tcW w:type="dxa" w:w="3120"/>
           </w:tcPr>
           <w:p>
             <w:pPr>
               <w:spacing w:before="40" w:after="40"/>
             </w:pPr>
+            <w:r/>
             <w:r>
               <w:rPr>
-                <w:rFonts w:ascii="Calibri" w:hAnsi="Calibri"/>
                 <w:b w:val="0"/>
                 <w:i w:val="0"/>
                 <w:sz w:val="20"/>
@@ -762,22 +635,15 @@
         </w:tc>
         <w:tc>
           <w:tcPr>
-            <w:tcW w:type="dxa" w:w="2967"/>
-            <w:tcMar>
-              <w:top w:w="60" w:type="dxa"/>
-              <w:bottom w:w="60" w:type="dxa"/>
-              <w:left w:w="100" w:type="dxa"/>
-              <w:right w:w="100" w:type="dxa"/>
-            </w:tcMar>
-            <w:shd w:val="clear" w:color="auto" w:fill="EBF5FB"/>
+            <w:tcW w:type="dxa" w:w="3120"/>
           </w:tcPr>
           <w:p>
             <w:pPr>
               <w:spacing w:before="40" w:after="40"/>
             </w:pPr>
+            <w:r/>
             <w:r>
               <w:rPr>
-                <w:rFonts w:ascii="Calibri" w:hAnsi="Calibri"/>
                 <w:b w:val="0"/>
                 <w:i w:val="0"/>
                 <w:sz w:val="20"/>
@@ -788,26 +654,17 @@
         </w:tc>
       </w:tr>
       <w:tr>
-        <w:trPr>
-          <w:cantSplit w:val="1"/>
-        </w:trPr>
         <w:tc>
           <w:tcPr>
-            <w:tcW w:type="dxa" w:w="2967"/>
-            <w:tcMar>
-              <w:top w:w="60" w:type="dxa"/>
-              <w:bottom w:w="60" w:type="dxa"/>
-              <w:left w:w="100" w:type="dxa"/>
-              <w:right w:w="100" w:type="dxa"/>
-            </w:tcMar>
+            <w:tcW w:type="dxa" w:w="3120"/>
           </w:tcPr>
           <w:p>
             <w:pPr>
               <w:spacing w:before="40" w:after="40"/>
             </w:pPr>
+            <w:r/>
             <w:r>
               <w:rPr>
-                <w:rFonts w:ascii="Calibri" w:hAnsi="Calibri"/>
                 <w:b w:val="0"/>
                 <w:i w:val="0"/>
                 <w:sz w:val="20"/>
@@ -818,21 +675,15 @@
         </w:tc>
         <w:tc>
           <w:tcPr>
-            <w:tcW w:type="dxa" w:w="2967"/>
-            <w:tcMar>
-              <w:top w:w="60" w:type="dxa"/>
-              <w:bottom w:w="60" w:type="dxa"/>
-              <w:left w:w="100" w:type="dxa"/>
-              <w:right w:w="100" w:type="dxa"/>
-            </w:tcMar>
+            <w:tcW w:type="dxa" w:w="3120"/>
           </w:tcPr>
           <w:p>
             <w:pPr>
               <w:spacing w:before="40" w:after="40"/>
             </w:pPr>
+            <w:r/>
             <w:r>
               <w:rPr>
-                <w:rFonts w:ascii="Calibri" w:hAnsi="Calibri"/>
                 <w:b w:val="0"/>
                 <w:i w:val="0"/>
                 <w:sz w:val="20"/>
@@ -843,21 +694,15 @@
         </w:tc>
         <w:tc>
           <w:tcPr>
-            <w:tcW w:type="dxa" w:w="2967"/>
-            <w:tcMar>
-              <w:top w:w="60" w:type="dxa"/>
-              <w:bottom w:w="60" w:type="dxa"/>
-              <w:left w:w="100" w:type="dxa"/>
-              <w:right w:w="100" w:type="dxa"/>
-            </w:tcMar>
+            <w:tcW w:type="dxa" w:w="3120"/>
           </w:tcPr>
           <w:p>
             <w:pPr>
               <w:spacing w:before="40" w:after="40"/>
             </w:pPr>
+            <w:r/>
             <w:r>
               <w:rPr>
-                <w:rFonts w:ascii="Calibri" w:hAnsi="Calibri"/>
                 <w:b w:val="0"/>
                 <w:i w:val="0"/>
                 <w:sz w:val="20"/>
@@ -868,27 +713,17 @@
         </w:tc>
       </w:tr>
       <w:tr>
-        <w:trPr>
-          <w:cantSplit w:val="1"/>
-        </w:trPr>
         <w:tc>
           <w:tcPr>
-            <w:tcW w:type="dxa" w:w="2967"/>
-            <w:tcMar>
-              <w:top w:w="60" w:type="dxa"/>
-              <w:bottom w:w="60" w:type="dxa"/>
-              <w:left w:w="100" w:type="dxa"/>
-              <w:right w:w="100" w:type="dxa"/>
-            </w:tcMar>
-            <w:shd w:val="clear" w:color="auto" w:fill="EBF5FB"/>
+            <w:tcW w:type="dxa" w:w="3120"/>
           </w:tcPr>
           <w:p>
             <w:pPr>
               <w:spacing w:before="40" w:after="40"/>
             </w:pPr>
+            <w:r/>
             <w:r>
               <w:rPr>
-                <w:rFonts w:ascii="Calibri" w:hAnsi="Calibri"/>
                 <w:b w:val="0"/>
                 <w:i w:val="0"/>
                 <w:sz w:val="20"/>
@@ -899,22 +734,15 @@
         </w:tc>
         <w:tc>
           <w:tcPr>
-            <w:tcW w:type="dxa" w:w="2967"/>
-            <w:tcMar>
-              <w:top w:w="60" w:type="dxa"/>
-              <w:bottom w:w="60" w:type="dxa"/>
-              <w:left w:w="100" w:type="dxa"/>
-              <w:right w:w="100" w:type="dxa"/>
-            </w:tcMar>
-            <w:shd w:val="clear" w:color="auto" w:fill="EBF5FB"/>
+            <w:tcW w:type="dxa" w:w="3120"/>
           </w:tcPr>
           <w:p>
             <w:pPr>
               <w:spacing w:before="40" w:after="40"/>
             </w:pPr>
+            <w:r/>
             <w:r>
               <w:rPr>
-                <w:rFonts w:ascii="Calibri" w:hAnsi="Calibri"/>
                 <w:b/>
                 <w:i w:val="0"/>
                 <w:sz w:val="20"/>
@@ -925,22 +753,15 @@
         </w:tc>
         <w:tc>
           <w:tcPr>
-            <w:tcW w:type="dxa" w:w="2967"/>
-            <w:tcMar>
-              <w:top w:w="60" w:type="dxa"/>
-              <w:bottom w:w="60" w:type="dxa"/>
-              <w:left w:w="100" w:type="dxa"/>
-              <w:right w:w="100" w:type="dxa"/>
-            </w:tcMar>
-            <w:shd w:val="clear" w:color="auto" w:fill="EBF5FB"/>
+            <w:tcW w:type="dxa" w:w="3120"/>
           </w:tcPr>
           <w:p>
             <w:pPr>
               <w:spacing w:before="40" w:after="40"/>
             </w:pPr>
+            <w:r/>
             <w:r>
               <w:rPr>
-                <w:rFonts w:ascii="Calibri" w:hAnsi="Calibri"/>
                 <w:b w:val="0"/>
                 <w:i w:val="0"/>
                 <w:sz w:val="20"/>
@@ -951,26 +772,17 @@
         </w:tc>
       </w:tr>
       <w:tr>
-        <w:trPr>
-          <w:cantSplit w:val="1"/>
-        </w:trPr>
         <w:tc>
           <w:tcPr>
-            <w:tcW w:type="dxa" w:w="2967"/>
-            <w:tcMar>
-              <w:top w:w="60" w:type="dxa"/>
-              <w:bottom w:w="60" w:type="dxa"/>
-              <w:left w:w="100" w:type="dxa"/>
-              <w:right w:w="100" w:type="dxa"/>
-            </w:tcMar>
+            <w:tcW w:type="dxa" w:w="3120"/>
           </w:tcPr>
           <w:p>
             <w:pPr>
               <w:spacing w:before="40" w:after="40"/>
             </w:pPr>
+            <w:r/>
             <w:r>
               <w:rPr>
-                <w:rFonts w:ascii="Calibri" w:hAnsi="Calibri"/>
                 <w:b w:val="0"/>
                 <w:i w:val="0"/>
                 <w:sz w:val="20"/>
@@ -981,21 +793,15 @@
         </w:tc>
         <w:tc>
           <w:tcPr>
-            <w:tcW w:type="dxa" w:w="2967"/>
-            <w:tcMar>
-              <w:top w:w="60" w:type="dxa"/>
-              <w:bottom w:w="60" w:type="dxa"/>
-              <w:left w:w="100" w:type="dxa"/>
-              <w:right w:w="100" w:type="dxa"/>
-            </w:tcMar>
+            <w:tcW w:type="dxa" w:w="3120"/>
           </w:tcPr>
           <w:p>
             <w:pPr>
               <w:spacing w:before="40" w:after="40"/>
             </w:pPr>
+            <w:r/>
             <w:r>
               <w:rPr>
-                <w:rFonts w:ascii="Calibri" w:hAnsi="Calibri"/>
                 <w:b w:val="0"/>
                 <w:i w:val="0"/>
                 <w:sz w:val="20"/>
@@ -1006,21 +812,15 @@
         </w:tc>
         <w:tc>
           <w:tcPr>
-            <w:tcW w:type="dxa" w:w="2967"/>
-            <w:tcMar>
-              <w:top w:w="60" w:type="dxa"/>
-              <w:bottom w:w="60" w:type="dxa"/>
-              <w:left w:w="100" w:type="dxa"/>
-              <w:right w:w="100" w:type="dxa"/>
-            </w:tcMar>
+            <w:tcW w:type="dxa" w:w="3120"/>
           </w:tcPr>
           <w:p>
             <w:pPr>
               <w:spacing w:before="40" w:after="40"/>
             </w:pPr>
+            <w:r/>
             <w:r>
               <w:rPr>
-                <w:rFonts w:ascii="Calibri" w:hAnsi="Calibri"/>
                 <w:b w:val="0"/>
                 <w:i w:val="0"/>
                 <w:sz w:val="20"/>
@@ -1031,27 +831,17 @@
         </w:tc>
       </w:tr>
       <w:tr>
-        <w:trPr>
-          <w:cantSplit w:val="1"/>
-        </w:trPr>
         <w:tc>
           <w:tcPr>
-            <w:tcW w:type="dxa" w:w="2967"/>
-            <w:tcMar>
-              <w:top w:w="60" w:type="dxa"/>
-              <w:bottom w:w="60" w:type="dxa"/>
-              <w:left w:w="100" w:type="dxa"/>
-              <w:right w:w="100" w:type="dxa"/>
-            </w:tcMar>
-            <w:shd w:val="clear" w:color="auto" w:fill="EBF5FB"/>
+            <w:tcW w:type="dxa" w:w="3120"/>
           </w:tcPr>
           <w:p>
             <w:pPr>
               <w:spacing w:before="40" w:after="40"/>
             </w:pPr>
+            <w:r/>
             <w:r>
               <w:rPr>
-                <w:rFonts w:ascii="Calibri" w:hAnsi="Calibri"/>
                 <w:b w:val="0"/>
                 <w:i w:val="0"/>
                 <w:sz w:val="20"/>
@@ -1062,22 +852,15 @@
         </w:tc>
         <w:tc>
           <w:tcPr>
-            <w:tcW w:type="dxa" w:w="2967"/>
-            <w:tcMar>
-              <w:top w:w="60" w:type="dxa"/>
-              <w:bottom w:w="60" w:type="dxa"/>
-              <w:left w:w="100" w:type="dxa"/>
-              <w:right w:w="100" w:type="dxa"/>
-            </w:tcMar>
-            <w:shd w:val="clear" w:color="auto" w:fill="EBF5FB"/>
+            <w:tcW w:type="dxa" w:w="3120"/>
           </w:tcPr>
           <w:p>
             <w:pPr>
               <w:spacing w:before="40" w:after="40"/>
             </w:pPr>
+            <w:r/>
             <w:r>
               <w:rPr>
-                <w:rFonts w:ascii="Calibri" w:hAnsi="Calibri"/>
                 <w:b w:val="0"/>
                 <w:i w:val="0"/>
                 <w:sz w:val="20"/>
@@ -1088,22 +871,15 @@
         </w:tc>
         <w:tc>
           <w:tcPr>
-            <w:tcW w:type="dxa" w:w="2967"/>
-            <w:tcMar>
-              <w:top w:w="60" w:type="dxa"/>
-              <w:bottom w:w="60" w:type="dxa"/>
-              <w:left w:w="100" w:type="dxa"/>
-              <w:right w:w="100" w:type="dxa"/>
-            </w:tcMar>
-            <w:shd w:val="clear" w:color="auto" w:fill="EBF5FB"/>
+            <w:tcW w:type="dxa" w:w="3120"/>
           </w:tcPr>
           <w:p>
             <w:pPr>
               <w:spacing w:before="40" w:after="40"/>
             </w:pPr>
+            <w:r/>
             <w:r>
               <w:rPr>
-                <w:rFonts w:ascii="Calibri" w:hAnsi="Calibri"/>
                 <w:b w:val="0"/>
                 <w:i w:val="0"/>
                 <w:sz w:val="20"/>
@@ -1114,26 +890,17 @@
         </w:tc>
       </w:tr>
       <w:tr>
-        <w:trPr>
-          <w:cantSplit w:val="1"/>
-        </w:trPr>
         <w:tc>
           <w:tcPr>
-            <w:tcW w:type="dxa" w:w="2967"/>
-            <w:tcMar>
-              <w:top w:w="60" w:type="dxa"/>
-              <w:bottom w:w="60" w:type="dxa"/>
-              <w:left w:w="100" w:type="dxa"/>
-              <w:right w:w="100" w:type="dxa"/>
-            </w:tcMar>
+            <w:tcW w:type="dxa" w:w="3120"/>
           </w:tcPr>
           <w:p>
             <w:pPr>
               <w:spacing w:before="40" w:after="40"/>
             </w:pPr>
+            <w:r/>
             <w:r>
               <w:rPr>
-                <w:rFonts w:ascii="Calibri" w:hAnsi="Calibri"/>
                 <w:b w:val="0"/>
                 <w:i w:val="0"/>
                 <w:sz w:val="20"/>
@@ -1144,21 +911,15 @@
         </w:tc>
         <w:tc>
           <w:tcPr>
-            <w:tcW w:type="dxa" w:w="2967"/>
-            <w:tcMar>
-              <w:top w:w="60" w:type="dxa"/>
-              <w:bottom w:w="60" w:type="dxa"/>
-              <w:left w:w="100" w:type="dxa"/>
-              <w:right w:w="100" w:type="dxa"/>
-            </w:tcMar>
+            <w:tcW w:type="dxa" w:w="3120"/>
           </w:tcPr>
           <w:p>
             <w:pPr>
               <w:spacing w:before="40" w:after="40"/>
             </w:pPr>
+            <w:r/>
             <w:r>
               <w:rPr>
-                <w:rFonts w:ascii="Calibri" w:hAnsi="Calibri"/>
                 <w:b w:val="0"/>
                 <w:i w:val="0"/>
                 <w:sz w:val="20"/>
@@ -1169,21 +930,15 @@
         </w:tc>
         <w:tc>
           <w:tcPr>
-            <w:tcW w:type="dxa" w:w="2967"/>
-            <w:tcMar>
-              <w:top w:w="60" w:type="dxa"/>
-              <w:bottom w:w="60" w:type="dxa"/>
-              <w:left w:w="100" w:type="dxa"/>
-              <w:right w:w="100" w:type="dxa"/>
-            </w:tcMar>
+            <w:tcW w:type="dxa" w:w="3120"/>
           </w:tcPr>
           <w:p>
             <w:pPr>
               <w:spacing w:before="40" w:after="40"/>
             </w:pPr>
+            <w:r/>
             <w:r>
               <w:rPr>
-                <w:rFonts w:ascii="Calibri" w:hAnsi="Calibri"/>
                 <w:b w:val="0"/>
                 <w:i w:val="0"/>
                 <w:sz w:val="20"/>
@@ -1194,27 +949,17 @@
         </w:tc>
       </w:tr>
       <w:tr>
-        <w:trPr>
-          <w:cantSplit w:val="1"/>
-        </w:trPr>
         <w:tc>
           <w:tcPr>
-            <w:tcW w:type="dxa" w:w="2967"/>
-            <w:tcMar>
-              <w:top w:w="60" w:type="dxa"/>
-              <w:bottom w:w="60" w:type="dxa"/>
-              <w:left w:w="100" w:type="dxa"/>
-              <w:right w:w="100" w:type="dxa"/>
-            </w:tcMar>
-            <w:shd w:val="clear" w:color="auto" w:fill="EBF5FB"/>
+            <w:tcW w:type="dxa" w:w="3120"/>
           </w:tcPr>
           <w:p>
             <w:pPr>
               <w:spacing w:before="40" w:after="40"/>
             </w:pPr>
+            <w:r/>
             <w:r>
               <w:rPr>
-                <w:rFonts w:ascii="Calibri" w:hAnsi="Calibri"/>
                 <w:b w:val="0"/>
                 <w:i w:val="0"/>
                 <w:sz w:val="20"/>
@@ -1225,14 +970,74 @@
         </w:tc>
         <w:tc>
           <w:tcPr>
-            <w:tcW w:type="dxa" w:w="2967"/>
-            <w:tcMar>
-              <w:top w:w="60" w:type="dxa"/>
-              <w:bottom w:w="60" w:type="dxa"/>
-              <w:left w:w="100" w:type="dxa"/>
-              <w:right w:w="100" w:type="dxa"/>
-            </w:tcMar>
-            <w:shd w:val="clear" w:color="auto" w:fill="EBF5FB"/>
+            <w:tcW w:type="dxa" w:w="3120"/>
+          </w:tcPr>
+          <w:p>
+            <w:pPr>
+              <w:spacing w:before="40" w:after="40"/>
+            </w:pPr>
+            <w:r/>
+            <w:r>
+              <w:rPr>
+                <w:b w:val="0"/>
+                <w:i w:val="0"/>
+                <w:sz w:val="20"/>
+              </w:rPr>
+              <w:t>COO (Operações)</w:t>
+            </w:r>
+          </w:p>
+        </w:tc>
+        <w:tc>
+          <w:tcPr>
+            <w:tcW w:type="dxa" w:w="3120"/>
+          </w:tcPr>
+          <w:p>
+            <w:pPr>
+              <w:spacing w:before="40" w:after="40"/>
+            </w:pPr>
+            <w:r/>
+            <w:r>
+              <w:rPr>
+                <w:b w:val="0"/>
+                <w:i w:val="0"/>
+                <w:sz w:val="20"/>
+              </w:rPr>
+              <w:t>Mantido da OS-001. Independência em relação à equipe de projeto garantida.</w:t>
+            </w:r>
+          </w:p>
+        </w:tc>
+      </w:tr>
+    </w:tbl>
+    <w:p/>
+    <w:p>
+      <w:pPr>
+        <w:pStyle w:val="Heading2"/>
+      </w:pPr>
+      <w:r>
+        <w:rPr>
+          <w:b/>
+          <w:color w:val="2E74B5"/>
+          <w:sz w:val="26"/>
+        </w:rPr>
+        <w:t>2. Etapas aplicáveis e não aplicáveis</w:t>
+      </w:r>
+    </w:p>
+    <w:tbl>
+      <w:tblPr>
+        <w:tblStyle w:val="TableGrid"/>
+        <w:tblW w:type="auto" w:w="0"/>
+        <w:tblLook w:firstColumn="1" w:firstRow="1" w:lastColumn="0" w:lastRow="0" w:noHBand="0" w:noVBand="1" w:val="04A0"/>
+      </w:tblPr>
+      <w:tblGrid>
+        <w:gridCol w:w="3120"/>
+        <w:gridCol w:w="3120"/>
+        <w:gridCol w:w="3120"/>
+      </w:tblGrid>
+      <w:tr>
+        <w:tc>
+          <w:tcPr>
+            <w:tcW w:type="dxa" w:w="3120"/>
+            <w:shd w:val="clear" w:color="auto" w:fill="D6E4F7"/>
           </w:tcPr>
           <w:p>
             <w:pPr>
@@ -1240,104 +1045,13 @@
             </w:pPr>
             <w:r>
               <w:rPr>
-                <w:rFonts w:ascii="Calibri" w:hAnsi="Calibri"/>
-                <w:b w:val="0"/>
-                <w:i w:val="0"/>
-                <w:sz w:val="20"/>
+                <w:b/>
               </w:rPr>
-              <w:t>Responsável a definir</w:t>
             </w:r>
-          </w:p>
-        </w:tc>
-        <w:tc>
-          <w:tcPr>
-            <w:tcW w:type="dxa" w:w="2967"/>
-            <w:tcMar>
-              <w:top w:w="60" w:type="dxa"/>
-              <w:bottom w:w="60" w:type="dxa"/>
-              <w:left w:w="100" w:type="dxa"/>
-              <w:right w:w="100" w:type="dxa"/>
-            </w:tcMar>
-            <w:shd w:val="clear" w:color="auto" w:fill="EBF5FB"/>
-          </w:tcPr>
-          <w:p>
-            <w:pPr>
-              <w:spacing w:before="40" w:after="40"/>
-            </w:pPr>
             <w:r>
               <w:rPr>
-                <w:rFonts w:ascii="Calibri" w:hAnsi="Calibri"/>
-                <w:b w:val="0"/>
-                <w:i w:val="0"/>
-                <w:sz w:val="20"/>
-              </w:rPr>
-              <w:t>Mantido da OS-001.</w:t>
-            </w:r>
-          </w:p>
-        </w:tc>
-      </w:tr>
-    </w:tbl>
-    <w:p>
-      <w:pPr>
-        <w:spacing w:before="0" w:after="160"/>
-      </w:pPr>
-    </w:p>
-    <w:p>
-      <w:pPr>
-        <w:pStyle w:val="Heading1"/>
-        <w:keepNext/>
-        <w:keepLines/>
-        <w:pBdr>
-          <w:bottom w:val="single" w:sz="4" w:space="2" w:color="D6E4F0"/>
-        </w:pBdr>
-      </w:pPr>
-      <w:r>
-        <w:t>2. Etapas aplicáveis e não aplicáveis</w:t>
-      </w:r>
-    </w:p>
-    <w:tbl>
-      <w:tblPr>
-        <w:tblW w:type="auto" w:w="0"/>
-        <w:tblLook w:firstColumn="1" w:firstRow="1" w:lastColumn="0" w:lastRow="0" w:noHBand="0" w:noVBand="1" w:val="04A0"/>
-        <w:tblBorders>
-          <w:top w:val="single" w:sz="4" w:space="0" w:color="003366"/>
-          <w:left w:val="single" w:sz="4" w:space="0" w:color="003366"/>
-          <w:bottom w:val="single" w:sz="4" w:space="0" w:color="003366"/>
-          <w:right w:val="single" w:sz="4" w:space="0" w:color="003366"/>
-          <w:insideH w:val="single" w:sz="4" w:space="0" w:color="003366"/>
-          <w:insideV w:val="single" w:sz="4" w:space="0" w:color="003366"/>
-        </w:tblBorders>
-      </w:tblPr>
-      <w:tblGrid>
-        <w:gridCol w:w="2967"/>
-        <w:gridCol w:w="2967"/>
-        <w:gridCol w:w="2967"/>
-      </w:tblGrid>
-      <w:tr>
-        <w:trPr>
-          <w:cantSplit w:val="1"/>
-        </w:trPr>
-        <w:tc>
-          <w:tcPr>
-            <w:tcW w:type="dxa" w:w="2967"/>
-            <w:tcMar>
-              <w:top w:w="60" w:type="dxa"/>
-              <w:bottom w:w="60" w:type="dxa"/>
-              <w:left w:w="100" w:type="dxa"/>
-              <w:right w:w="100" w:type="dxa"/>
-            </w:tcMar>
-            <w:shd w:val="clear" w:color="auto" w:fill="003366"/>
-          </w:tcPr>
-          <w:p>
-            <w:pPr>
-              <w:spacing w:before="40" w:after="40"/>
-            </w:pPr>
-            <w:r>
-              <w:rPr>
-                <w:rFonts w:ascii="Calibri" w:hAnsi="Calibri"/>
                 <w:b/>
                 <w:i w:val="0"/>
-                <w:color w:val="FFFFFF"/>
                 <w:sz w:val="20"/>
               </w:rPr>
               <w:t>Etapa / artefato</w:t>
@@ -1346,14 +1060,8 @@
         </w:tc>
         <w:tc>
           <w:tcPr>
-            <w:tcW w:type="dxa" w:w="2967"/>
-            <w:tcMar>
-              <w:top w:w="60" w:type="dxa"/>
-              <w:bottom w:w="60" w:type="dxa"/>
-              <w:left w:w="100" w:type="dxa"/>
-              <w:right w:w="100" w:type="dxa"/>
-            </w:tcMar>
-            <w:shd w:val="clear" w:color="auto" w:fill="003366"/>
+            <w:tcW w:type="dxa" w:w="3120"/>
+            <w:shd w:val="clear" w:color="auto" w:fill="D6E4F7"/>
           </w:tcPr>
           <w:p>
             <w:pPr>
@@ -1361,10 +1069,13 @@
             </w:pPr>
             <w:r>
               <w:rPr>
-                <w:rFonts w:ascii="Calibri" w:hAnsi="Calibri"/>
+                <w:b/>
+              </w:rPr>
+            </w:r>
+            <w:r>
+              <w:rPr>
                 <w:b/>
                 <w:i w:val="0"/>
-                <w:color w:val="FFFFFF"/>
                 <w:sz w:val="20"/>
               </w:rPr>
               <w:t>Aplicável?</w:t>
@@ -1373,14 +1084,8 @@
         </w:tc>
         <w:tc>
           <w:tcPr>
-            <w:tcW w:type="dxa" w:w="2967"/>
-            <w:tcMar>
-              <w:top w:w="60" w:type="dxa"/>
-              <w:bottom w:w="60" w:type="dxa"/>
-              <w:left w:w="100" w:type="dxa"/>
-              <w:right w:w="100" w:type="dxa"/>
-            </w:tcMar>
-            <w:shd w:val="clear" w:color="auto" w:fill="003366"/>
+            <w:tcW w:type="dxa" w:w="3120"/>
+            <w:shd w:val="clear" w:color="auto" w:fill="D6E4F7"/>
           </w:tcPr>
           <w:p>
             <w:pPr>
@@ -1388,10 +1093,13 @@
             </w:pPr>
             <w:r>
               <w:rPr>
-                <w:rFonts w:ascii="Calibri" w:hAnsi="Calibri"/>
+                <w:b/>
+              </w:rPr>
+            </w:r>
+            <w:r>
+              <w:rPr>
                 <w:b/>
                 <w:i w:val="0"/>
-                <w:color w:val="FFFFFF"/>
                 <w:sz w:val="20"/>
               </w:rPr>
               <w:t>Observação</w:t>
@@ -1400,27 +1108,17 @@
         </w:tc>
       </w:tr>
       <w:tr>
-        <w:trPr>
-          <w:cantSplit w:val="1"/>
-        </w:trPr>
         <w:tc>
           <w:tcPr>
-            <w:tcW w:type="dxa" w:w="2967"/>
-            <w:tcMar>
-              <w:top w:w="60" w:type="dxa"/>
-              <w:bottom w:w="60" w:type="dxa"/>
-              <w:left w:w="100" w:type="dxa"/>
-              <w:right w:w="100" w:type="dxa"/>
-            </w:tcMar>
-            <w:shd w:val="clear" w:color="auto" w:fill="EBF5FB"/>
+            <w:tcW w:type="dxa" w:w="3120"/>
           </w:tcPr>
           <w:p>
             <w:pPr>
               <w:spacing w:before="40" w:after="40"/>
             </w:pPr>
+            <w:r/>
             <w:r>
               <w:rPr>
-                <w:rFonts w:ascii="Calibri" w:hAnsi="Calibri"/>
                 <w:b w:val="0"/>
                 <w:i w:val="0"/>
                 <w:sz w:val="20"/>
@@ -1431,22 +1129,15 @@
         </w:tc>
         <w:tc>
           <w:tcPr>
-            <w:tcW w:type="dxa" w:w="2967"/>
-            <w:tcMar>
-              <w:top w:w="60" w:type="dxa"/>
-              <w:bottom w:w="60" w:type="dxa"/>
-              <w:left w:w="100" w:type="dxa"/>
-              <w:right w:w="100" w:type="dxa"/>
-            </w:tcMar>
-            <w:shd w:val="clear" w:color="auto" w:fill="EBF5FB"/>
+            <w:tcW w:type="dxa" w:w="3120"/>
           </w:tcPr>
           <w:p>
             <w:pPr>
               <w:spacing w:before="40" w:after="40"/>
             </w:pPr>
+            <w:r/>
             <w:r>
               <w:rPr>
-                <w:rFonts w:ascii="Calibri" w:hAnsi="Calibri"/>
                 <w:b/>
                 <w:i w:val="0"/>
                 <w:sz w:val="20"/>
@@ -1457,22 +1148,15 @@
         </w:tc>
         <w:tc>
           <w:tcPr>
-            <w:tcW w:type="dxa" w:w="2967"/>
-            <w:tcMar>
-              <w:top w:w="60" w:type="dxa"/>
-              <w:bottom w:w="60" w:type="dxa"/>
-              <w:left w:w="100" w:type="dxa"/>
-              <w:right w:w="100" w:type="dxa"/>
-            </w:tcMar>
-            <w:shd w:val="clear" w:color="auto" w:fill="EBF5FB"/>
+            <w:tcW w:type="dxa" w:w="3120"/>
           </w:tcPr>
           <w:p>
             <w:pPr>
               <w:spacing w:before="40" w:after="40"/>
             </w:pPr>
+            <w:r/>
             <w:r>
               <w:rPr>
-                <w:rFonts w:ascii="Calibri" w:hAnsi="Calibri"/>
                 <w:b w:val="0"/>
                 <w:i w:val="0"/>
                 <w:sz w:val="20"/>
@@ -1483,26 +1167,17 @@
         </w:tc>
       </w:tr>
       <w:tr>
-        <w:trPr>
-          <w:cantSplit w:val="1"/>
-        </w:trPr>
         <w:tc>
           <w:tcPr>
-            <w:tcW w:type="dxa" w:w="2967"/>
-            <w:tcMar>
-              <w:top w:w="60" w:type="dxa"/>
-              <w:bottom w:w="60" w:type="dxa"/>
-              <w:left w:w="100" w:type="dxa"/>
-              <w:right w:w="100" w:type="dxa"/>
-            </w:tcMar>
+            <w:tcW w:type="dxa" w:w="3120"/>
           </w:tcPr>
           <w:p>
             <w:pPr>
               <w:spacing w:before="40" w:after="40"/>
             </w:pPr>
+            <w:r/>
             <w:r>
               <w:rPr>
-                <w:rFonts w:ascii="Calibri" w:hAnsi="Calibri"/>
                 <w:b w:val="0"/>
                 <w:i w:val="0"/>
                 <w:sz w:val="20"/>
@@ -1513,21 +1188,15 @@
         </w:tc>
         <w:tc>
           <w:tcPr>
-            <w:tcW w:type="dxa" w:w="2967"/>
-            <w:tcMar>
-              <w:top w:w="60" w:type="dxa"/>
-              <w:bottom w:w="60" w:type="dxa"/>
-              <w:left w:w="100" w:type="dxa"/>
-              <w:right w:w="100" w:type="dxa"/>
-            </w:tcMar>
+            <w:tcW w:type="dxa" w:w="3120"/>
           </w:tcPr>
           <w:p>
             <w:pPr>
               <w:spacing w:before="40" w:after="40"/>
             </w:pPr>
+            <w:r/>
             <w:r>
               <w:rPr>
-                <w:rFonts w:ascii="Calibri" w:hAnsi="Calibri"/>
                 <w:b/>
                 <w:i w:val="0"/>
                 <w:sz w:val="20"/>
@@ -1538,21 +1207,15 @@
         </w:tc>
         <w:tc>
           <w:tcPr>
-            <w:tcW w:type="dxa" w:w="2967"/>
-            <w:tcMar>
-              <w:top w:w="60" w:type="dxa"/>
-              <w:bottom w:w="60" w:type="dxa"/>
-              <w:left w:w="100" w:type="dxa"/>
-              <w:right w:w="100" w:type="dxa"/>
-            </w:tcMar>
+            <w:tcW w:type="dxa" w:w="3120"/>
           </w:tcPr>
           <w:p>
             <w:pPr>
               <w:spacing w:before="40" w:after="40"/>
             </w:pPr>
+            <w:r/>
             <w:r>
               <w:rPr>
-                <w:rFonts w:ascii="Calibri" w:hAnsi="Calibri"/>
                 <w:b w:val="0"/>
                 <w:i w:val="0"/>
                 <w:sz w:val="20"/>
@@ -1563,27 +1226,17 @@
         </w:tc>
       </w:tr>
       <w:tr>
-        <w:trPr>
-          <w:cantSplit w:val="1"/>
-        </w:trPr>
         <w:tc>
           <w:tcPr>
-            <w:tcW w:type="dxa" w:w="2967"/>
-            <w:tcMar>
-              <w:top w:w="60" w:type="dxa"/>
-              <w:bottom w:w="60" w:type="dxa"/>
-              <w:left w:w="100" w:type="dxa"/>
-              <w:right w:w="100" w:type="dxa"/>
-            </w:tcMar>
-            <w:shd w:val="clear" w:color="auto" w:fill="EBF5FB"/>
+            <w:tcW w:type="dxa" w:w="3120"/>
           </w:tcPr>
           <w:p>
             <w:pPr>
               <w:spacing w:before="40" w:after="40"/>
             </w:pPr>
+            <w:r/>
             <w:r>
               <w:rPr>
-                <w:rFonts w:ascii="Calibri" w:hAnsi="Calibri"/>
                 <w:b w:val="0"/>
                 <w:i w:val="0"/>
                 <w:sz w:val="20"/>
@@ -1594,22 +1247,15 @@
         </w:tc>
         <w:tc>
           <w:tcPr>
-            <w:tcW w:type="dxa" w:w="2967"/>
-            <w:tcMar>
-              <w:top w:w="60" w:type="dxa"/>
-              <w:bottom w:w="60" w:type="dxa"/>
-              <w:left w:w="100" w:type="dxa"/>
-              <w:right w:w="100" w:type="dxa"/>
-            </w:tcMar>
-            <w:shd w:val="clear" w:color="auto" w:fill="EBF5FB"/>
+            <w:tcW w:type="dxa" w:w="3120"/>
           </w:tcPr>
           <w:p>
             <w:pPr>
               <w:spacing w:before="40" w:after="40"/>
             </w:pPr>
+            <w:r/>
             <w:r>
               <w:rPr>
-                <w:rFonts w:ascii="Calibri" w:hAnsi="Calibri"/>
                 <w:b/>
                 <w:i w:val="0"/>
                 <w:sz w:val="20"/>
@@ -1620,22 +1266,15 @@
         </w:tc>
         <w:tc>
           <w:tcPr>
-            <w:tcW w:type="dxa" w:w="2967"/>
-            <w:tcMar>
-              <w:top w:w="60" w:type="dxa"/>
-              <w:bottom w:w="60" w:type="dxa"/>
-              <w:left w:w="100" w:type="dxa"/>
-              <w:right w:w="100" w:type="dxa"/>
-            </w:tcMar>
-            <w:shd w:val="clear" w:color="auto" w:fill="EBF5FB"/>
+            <w:tcW w:type="dxa" w:w="3120"/>
           </w:tcPr>
           <w:p>
             <w:pPr>
               <w:spacing w:before="40" w:after="40"/>
             </w:pPr>
+            <w:r/>
             <w:r>
               <w:rPr>
-                <w:rFonts w:ascii="Calibri" w:hAnsi="Calibri"/>
                 <w:b w:val="0"/>
                 <w:i w:val="0"/>
                 <w:sz w:val="20"/>
@@ -1646,26 +1285,17 @@
         </w:tc>
       </w:tr>
       <w:tr>
-        <w:trPr>
-          <w:cantSplit w:val="1"/>
-        </w:trPr>
         <w:tc>
           <w:tcPr>
-            <w:tcW w:type="dxa" w:w="2967"/>
-            <w:tcMar>
-              <w:top w:w="60" w:type="dxa"/>
-              <w:bottom w:w="60" w:type="dxa"/>
-              <w:left w:w="100" w:type="dxa"/>
-              <w:right w:w="100" w:type="dxa"/>
-            </w:tcMar>
+            <w:tcW w:type="dxa" w:w="3120"/>
           </w:tcPr>
           <w:p>
             <w:pPr>
               <w:spacing w:before="40" w:after="40"/>
             </w:pPr>
+            <w:r/>
             <w:r>
               <w:rPr>
-                <w:rFonts w:ascii="Calibri" w:hAnsi="Calibri"/>
                 <w:b w:val="0"/>
                 <w:i w:val="0"/>
                 <w:sz w:val="20"/>
@@ -1676,21 +1306,15 @@
         </w:tc>
         <w:tc>
           <w:tcPr>
-            <w:tcW w:type="dxa" w:w="2967"/>
-            <w:tcMar>
-              <w:top w:w="60" w:type="dxa"/>
-              <w:bottom w:w="60" w:type="dxa"/>
-              <w:left w:w="100" w:type="dxa"/>
-              <w:right w:w="100" w:type="dxa"/>
-            </w:tcMar>
+            <w:tcW w:type="dxa" w:w="3120"/>
           </w:tcPr>
           <w:p>
             <w:pPr>
               <w:spacing w:before="40" w:after="40"/>
             </w:pPr>
+            <w:r/>
             <w:r>
               <w:rPr>
-                <w:rFonts w:ascii="Calibri" w:hAnsi="Calibri"/>
                 <w:b/>
                 <w:i w:val="0"/>
                 <w:sz w:val="20"/>
@@ -1701,21 +1325,15 @@
         </w:tc>
         <w:tc>
           <w:tcPr>
-            <w:tcW w:type="dxa" w:w="2967"/>
-            <w:tcMar>
-              <w:top w:w="60" w:type="dxa"/>
-              <w:bottom w:w="60" w:type="dxa"/>
-              <w:left w:w="100" w:type="dxa"/>
-              <w:right w:w="100" w:type="dxa"/>
-            </w:tcMar>
+            <w:tcW w:type="dxa" w:w="3120"/>
           </w:tcPr>
           <w:p>
             <w:pPr>
               <w:spacing w:before="40" w:after="40"/>
             </w:pPr>
+            <w:r/>
             <w:r>
               <w:rPr>
-                <w:rFonts w:ascii="Calibri" w:hAnsi="Calibri"/>
                 <w:b w:val="0"/>
                 <w:i w:val="0"/>
                 <w:sz w:val="20"/>
@@ -1726,27 +1344,17 @@
         </w:tc>
       </w:tr>
       <w:tr>
-        <w:trPr>
-          <w:cantSplit w:val="1"/>
-        </w:trPr>
         <w:tc>
           <w:tcPr>
-            <w:tcW w:type="dxa" w:w="2967"/>
-            <w:tcMar>
-              <w:top w:w="60" w:type="dxa"/>
-              <w:bottom w:w="60" w:type="dxa"/>
-              <w:left w:w="100" w:type="dxa"/>
-              <w:right w:w="100" w:type="dxa"/>
-            </w:tcMar>
-            <w:shd w:val="clear" w:color="auto" w:fill="EBF5FB"/>
+            <w:tcW w:type="dxa" w:w="3120"/>
           </w:tcPr>
           <w:p>
             <w:pPr>
               <w:spacing w:before="40" w:after="40"/>
             </w:pPr>
+            <w:r/>
             <w:r>
               <w:rPr>
-                <w:rFonts w:ascii="Calibri" w:hAnsi="Calibri"/>
                 <w:b w:val="0"/>
                 <w:i w:val="0"/>
                 <w:sz w:val="20"/>
@@ -1757,22 +1365,15 @@
         </w:tc>
         <w:tc>
           <w:tcPr>
-            <w:tcW w:type="dxa" w:w="2967"/>
-            <w:tcMar>
-              <w:top w:w="60" w:type="dxa"/>
-              <w:bottom w:w="60" w:type="dxa"/>
-              <w:left w:w="100" w:type="dxa"/>
-              <w:right w:w="100" w:type="dxa"/>
-            </w:tcMar>
-            <w:shd w:val="clear" w:color="auto" w:fill="EBF5FB"/>
+            <w:tcW w:type="dxa" w:w="3120"/>
           </w:tcPr>
           <w:p>
             <w:pPr>
               <w:spacing w:before="40" w:after="40"/>
             </w:pPr>
+            <w:r/>
             <w:r>
               <w:rPr>
-                <w:rFonts w:ascii="Calibri" w:hAnsi="Calibri"/>
                 <w:b/>
                 <w:i w:val="0"/>
                 <w:sz w:val="20"/>
@@ -1783,22 +1384,15 @@
         </w:tc>
         <w:tc>
           <w:tcPr>
-            <w:tcW w:type="dxa" w:w="2967"/>
-            <w:tcMar>
-              <w:top w:w="60" w:type="dxa"/>
-              <w:bottom w:w="60" w:type="dxa"/>
-              <w:left w:w="100" w:type="dxa"/>
-              <w:right w:w="100" w:type="dxa"/>
-            </w:tcMar>
-            <w:shd w:val="clear" w:color="auto" w:fill="EBF5FB"/>
+            <w:tcW w:type="dxa" w:w="3120"/>
           </w:tcPr>
           <w:p>
             <w:pPr>
               <w:spacing w:before="40" w:after="40"/>
             </w:pPr>
+            <w:r/>
             <w:r>
               <w:rPr>
-                <w:rFonts w:ascii="Calibri" w:hAnsi="Calibri"/>
                 <w:b w:val="0"/>
                 <w:i w:val="0"/>
                 <w:sz w:val="20"/>
@@ -1809,26 +1403,17 @@
         </w:tc>
       </w:tr>
       <w:tr>
-        <w:trPr>
-          <w:cantSplit w:val="1"/>
-        </w:trPr>
         <w:tc>
           <w:tcPr>
-            <w:tcW w:type="dxa" w:w="2967"/>
-            <w:tcMar>
-              <w:top w:w="60" w:type="dxa"/>
-              <w:bottom w:w="60" w:type="dxa"/>
-              <w:left w:w="100" w:type="dxa"/>
-              <w:right w:w="100" w:type="dxa"/>
-            </w:tcMar>
+            <w:tcW w:type="dxa" w:w="3120"/>
           </w:tcPr>
           <w:p>
             <w:pPr>
               <w:spacing w:before="40" w:after="40"/>
             </w:pPr>
+            <w:r/>
             <w:r>
               <w:rPr>
-                <w:rFonts w:ascii="Calibri" w:hAnsi="Calibri"/>
                 <w:b w:val="0"/>
                 <w:i w:val="0"/>
                 <w:sz w:val="20"/>
@@ -1839,21 +1424,15 @@
         </w:tc>
         <w:tc>
           <w:tcPr>
-            <w:tcW w:type="dxa" w:w="2967"/>
-            <w:tcMar>
-              <w:top w:w="60" w:type="dxa"/>
-              <w:bottom w:w="60" w:type="dxa"/>
-              <w:left w:w="100" w:type="dxa"/>
-              <w:right w:w="100" w:type="dxa"/>
-            </w:tcMar>
+            <w:tcW w:type="dxa" w:w="3120"/>
           </w:tcPr>
           <w:p>
             <w:pPr>
               <w:spacing w:before="40" w:after="40"/>
             </w:pPr>
+            <w:r/>
             <w:r>
               <w:rPr>
-                <w:rFonts w:ascii="Calibri" w:hAnsi="Calibri"/>
                 <w:b/>
                 <w:i w:val="0"/>
                 <w:sz w:val="20"/>
@@ -1864,21 +1443,15 @@
         </w:tc>
         <w:tc>
           <w:tcPr>
-            <w:tcW w:type="dxa" w:w="2967"/>
-            <w:tcMar>
-              <w:top w:w="60" w:type="dxa"/>
-              <w:bottom w:w="60" w:type="dxa"/>
-              <w:left w:w="100" w:type="dxa"/>
-              <w:right w:w="100" w:type="dxa"/>
-            </w:tcMar>
+            <w:tcW w:type="dxa" w:w="3120"/>
           </w:tcPr>
           <w:p>
             <w:pPr>
               <w:spacing w:before="40" w:after="40"/>
             </w:pPr>
+            <w:r/>
             <w:r>
               <w:rPr>
-                <w:rFonts w:ascii="Calibri" w:hAnsi="Calibri"/>
                 <w:b w:val="0"/>
                 <w:i w:val="0"/>
                 <w:sz w:val="20"/>
@@ -1889,27 +1462,17 @@
         </w:tc>
       </w:tr>
       <w:tr>
-        <w:trPr>
-          <w:cantSplit w:val="1"/>
-        </w:trPr>
         <w:tc>
           <w:tcPr>
-            <w:tcW w:type="dxa" w:w="2967"/>
-            <w:tcMar>
-              <w:top w:w="60" w:type="dxa"/>
-              <w:bottom w:w="60" w:type="dxa"/>
-              <w:left w:w="100" w:type="dxa"/>
-              <w:right w:w="100" w:type="dxa"/>
-            </w:tcMar>
-            <w:shd w:val="clear" w:color="auto" w:fill="EBF5FB"/>
+            <w:tcW w:type="dxa" w:w="3120"/>
           </w:tcPr>
           <w:p>
             <w:pPr>
               <w:spacing w:before="40" w:after="40"/>
             </w:pPr>
+            <w:r/>
             <w:r>
               <w:rPr>
-                <w:rFonts w:ascii="Calibri" w:hAnsi="Calibri"/>
                 <w:b w:val="0"/>
                 <w:i w:val="0"/>
                 <w:sz w:val="20"/>
@@ -1920,22 +1483,15 @@
         </w:tc>
         <w:tc>
           <w:tcPr>
-            <w:tcW w:type="dxa" w:w="2967"/>
-            <w:tcMar>
-              <w:top w:w="60" w:type="dxa"/>
-              <w:bottom w:w="60" w:type="dxa"/>
-              <w:left w:w="100" w:type="dxa"/>
-              <w:right w:w="100" w:type="dxa"/>
-            </w:tcMar>
-            <w:shd w:val="clear" w:color="auto" w:fill="EBF5FB"/>
+            <w:tcW w:type="dxa" w:w="3120"/>
           </w:tcPr>
           <w:p>
             <w:pPr>
               <w:spacing w:before="40" w:after="40"/>
             </w:pPr>
+            <w:r/>
             <w:r>
               <w:rPr>
-                <w:rFonts w:ascii="Calibri" w:hAnsi="Calibri"/>
                 <w:b/>
                 <w:i w:val="0"/>
                 <w:sz w:val="20"/>
@@ -1946,22 +1502,15 @@
         </w:tc>
         <w:tc>
           <w:tcPr>
-            <w:tcW w:type="dxa" w:w="2967"/>
-            <w:tcMar>
-              <w:top w:w="60" w:type="dxa"/>
-              <w:bottom w:w="60" w:type="dxa"/>
-              <w:left w:w="100" w:type="dxa"/>
-              <w:right w:w="100" w:type="dxa"/>
-            </w:tcMar>
-            <w:shd w:val="clear" w:color="auto" w:fill="EBF5FB"/>
+            <w:tcW w:type="dxa" w:w="3120"/>
           </w:tcPr>
           <w:p>
             <w:pPr>
               <w:spacing w:before="40" w:after="40"/>
             </w:pPr>
+            <w:r/>
             <w:r>
               <w:rPr>
-                <w:rFonts w:ascii="Calibri" w:hAnsi="Calibri"/>
                 <w:b w:val="0"/>
                 <w:i w:val="0"/>
                 <w:sz w:val="20"/>
@@ -1972,26 +1521,17 @@
         </w:tc>
       </w:tr>
       <w:tr>
-        <w:trPr>
-          <w:cantSplit w:val="1"/>
-        </w:trPr>
         <w:tc>
           <w:tcPr>
-            <w:tcW w:type="dxa" w:w="2967"/>
-            <w:tcMar>
-              <w:top w:w="60" w:type="dxa"/>
-              <w:bottom w:w="60" w:type="dxa"/>
-              <w:left w:w="100" w:type="dxa"/>
-              <w:right w:w="100" w:type="dxa"/>
-            </w:tcMar>
+            <w:tcW w:type="dxa" w:w="3120"/>
           </w:tcPr>
           <w:p>
             <w:pPr>
               <w:spacing w:before="40" w:after="40"/>
             </w:pPr>
+            <w:r/>
             <w:r>
               <w:rPr>
-                <w:rFonts w:ascii="Calibri" w:hAnsi="Calibri"/>
                 <w:b w:val="0"/>
                 <w:i w:val="0"/>
                 <w:sz w:val="20"/>
@@ -2002,21 +1542,15 @@
         </w:tc>
         <w:tc>
           <w:tcPr>
-            <w:tcW w:type="dxa" w:w="2967"/>
-            <w:tcMar>
-              <w:top w:w="60" w:type="dxa"/>
-              <w:bottom w:w="60" w:type="dxa"/>
-              <w:left w:w="100" w:type="dxa"/>
-              <w:right w:w="100" w:type="dxa"/>
-            </w:tcMar>
+            <w:tcW w:type="dxa" w:w="3120"/>
           </w:tcPr>
           <w:p>
             <w:pPr>
               <w:spacing w:before="40" w:after="40"/>
             </w:pPr>
+            <w:r/>
             <w:r>
               <w:rPr>
-                <w:rFonts w:ascii="Calibri" w:hAnsi="Calibri"/>
                 <w:b/>
                 <w:i w:val="0"/>
                 <w:sz w:val="20"/>
@@ -2027,21 +1561,15 @@
         </w:tc>
         <w:tc>
           <w:tcPr>
-            <w:tcW w:type="dxa" w:w="2967"/>
-            <w:tcMar>
-              <w:top w:w="60" w:type="dxa"/>
-              <w:bottom w:w="60" w:type="dxa"/>
-              <w:left w:w="100" w:type="dxa"/>
-              <w:right w:w="100" w:type="dxa"/>
-            </w:tcMar>
+            <w:tcW w:type="dxa" w:w="3120"/>
           </w:tcPr>
           <w:p>
             <w:pPr>
               <w:spacing w:before="40" w:after="40"/>
             </w:pPr>
+            <w:r/>
             <w:r>
               <w:rPr>
-                <w:rFonts w:ascii="Calibri" w:hAnsi="Calibri"/>
                 <w:b w:val="0"/>
                 <w:i w:val="0"/>
                 <w:sz w:val="20"/>
@@ -2052,27 +1580,17 @@
         </w:tc>
       </w:tr>
       <w:tr>
-        <w:trPr>
-          <w:cantSplit w:val="1"/>
-        </w:trPr>
         <w:tc>
           <w:tcPr>
-            <w:tcW w:type="dxa" w:w="2967"/>
-            <w:tcMar>
-              <w:top w:w="60" w:type="dxa"/>
-              <w:bottom w:w="60" w:type="dxa"/>
-              <w:left w:w="100" w:type="dxa"/>
-              <w:right w:w="100" w:type="dxa"/>
-            </w:tcMar>
-            <w:shd w:val="clear" w:color="auto" w:fill="EBF5FB"/>
+            <w:tcW w:type="dxa" w:w="3120"/>
           </w:tcPr>
           <w:p>
             <w:pPr>
               <w:spacing w:before="40" w:after="40"/>
             </w:pPr>
+            <w:r/>
             <w:r>
               <w:rPr>
-                <w:rFonts w:ascii="Calibri" w:hAnsi="Calibri"/>
                 <w:b w:val="0"/>
                 <w:i w:val="0"/>
                 <w:sz w:val="20"/>
@@ -2083,22 +1601,15 @@
         </w:tc>
         <w:tc>
           <w:tcPr>
-            <w:tcW w:type="dxa" w:w="2967"/>
-            <w:tcMar>
-              <w:top w:w="60" w:type="dxa"/>
-              <w:bottom w:w="60" w:type="dxa"/>
-              <w:left w:w="100" w:type="dxa"/>
-              <w:right w:w="100" w:type="dxa"/>
-            </w:tcMar>
-            <w:shd w:val="clear" w:color="auto" w:fill="EBF5FB"/>
+            <w:tcW w:type="dxa" w:w="3120"/>
           </w:tcPr>
           <w:p>
             <w:pPr>
               <w:spacing w:before="40" w:after="40"/>
             </w:pPr>
+            <w:r/>
             <w:r>
               <w:rPr>
-                <w:rFonts w:ascii="Calibri" w:hAnsi="Calibri"/>
                 <w:b/>
                 <w:i w:val="0"/>
                 <w:sz w:val="20"/>
@@ -2109,22 +1620,15 @@
         </w:tc>
         <w:tc>
           <w:tcPr>
-            <w:tcW w:type="dxa" w:w="2967"/>
-            <w:tcMar>
-              <w:top w:w="60" w:type="dxa"/>
-              <w:bottom w:w="60" w:type="dxa"/>
-              <w:left w:w="100" w:type="dxa"/>
-              <w:right w:w="100" w:type="dxa"/>
-            </w:tcMar>
-            <w:shd w:val="clear" w:color="auto" w:fill="EBF5FB"/>
+            <w:tcW w:type="dxa" w:w="3120"/>
           </w:tcPr>
           <w:p>
             <w:pPr>
               <w:spacing w:before="40" w:after="40"/>
             </w:pPr>
+            <w:r/>
             <w:r>
               <w:rPr>
-                <w:rFonts w:ascii="Calibri" w:hAnsi="Calibri"/>
                 <w:b w:val="0"/>
                 <w:i w:val="0"/>
                 <w:sz w:val="20"/>
@@ -2135,26 +1639,17 @@
         </w:tc>
       </w:tr>
       <w:tr>
-        <w:trPr>
-          <w:cantSplit w:val="1"/>
-        </w:trPr>
         <w:tc>
           <w:tcPr>
-            <w:tcW w:type="dxa" w:w="2967"/>
-            <w:tcMar>
-              <w:top w:w="60" w:type="dxa"/>
-              <w:bottom w:w="60" w:type="dxa"/>
-              <w:left w:w="100" w:type="dxa"/>
-              <w:right w:w="100" w:type="dxa"/>
-            </w:tcMar>
+            <w:tcW w:type="dxa" w:w="3120"/>
           </w:tcPr>
           <w:p>
             <w:pPr>
               <w:spacing w:before="40" w:after="40"/>
             </w:pPr>
+            <w:r/>
             <w:r>
               <w:rPr>
-                <w:rFonts w:ascii="Calibri" w:hAnsi="Calibri"/>
                 <w:b w:val="0"/>
                 <w:i w:val="0"/>
                 <w:sz w:val="20"/>
@@ -2165,21 +1660,15 @@
         </w:tc>
         <w:tc>
           <w:tcPr>
-            <w:tcW w:type="dxa" w:w="2967"/>
-            <w:tcMar>
-              <w:top w:w="60" w:type="dxa"/>
-              <w:bottom w:w="60" w:type="dxa"/>
-              <w:left w:w="100" w:type="dxa"/>
-              <w:right w:w="100" w:type="dxa"/>
-            </w:tcMar>
+            <w:tcW w:type="dxa" w:w="3120"/>
           </w:tcPr>
           <w:p>
             <w:pPr>
               <w:spacing w:before="40" w:after="40"/>
             </w:pPr>
+            <w:r/>
             <w:r>
               <w:rPr>
-                <w:rFonts w:ascii="Calibri" w:hAnsi="Calibri"/>
                 <w:b/>
                 <w:i w:val="0"/>
                 <w:sz w:val="20"/>
@@ -2190,21 +1679,15 @@
         </w:tc>
         <w:tc>
           <w:tcPr>
-            <w:tcW w:type="dxa" w:w="2967"/>
-            <w:tcMar>
-              <w:top w:w="60" w:type="dxa"/>
-              <w:bottom w:w="60" w:type="dxa"/>
-              <w:left w:w="100" w:type="dxa"/>
-              <w:right w:w="100" w:type="dxa"/>
-            </w:tcMar>
+            <w:tcW w:type="dxa" w:w="3120"/>
           </w:tcPr>
           <w:p>
             <w:pPr>
               <w:spacing w:before="40" w:after="40"/>
             </w:pPr>
+            <w:r/>
             <w:r>
               <w:rPr>
-                <w:rFonts w:ascii="Calibri" w:hAnsi="Calibri"/>
                 <w:b w:val="0"/>
                 <w:i w:val="0"/>
                 <w:sz w:val="20"/>
@@ -2215,27 +1698,17 @@
         </w:tc>
       </w:tr>
       <w:tr>
-        <w:trPr>
-          <w:cantSplit w:val="1"/>
-        </w:trPr>
         <w:tc>
           <w:tcPr>
-            <w:tcW w:type="dxa" w:w="2967"/>
-            <w:tcMar>
-              <w:top w:w="60" w:type="dxa"/>
-              <w:bottom w:w="60" w:type="dxa"/>
-              <w:left w:w="100" w:type="dxa"/>
-              <w:right w:w="100" w:type="dxa"/>
-            </w:tcMar>
-            <w:shd w:val="clear" w:color="auto" w:fill="EBF5FB"/>
+            <w:tcW w:type="dxa" w:w="3120"/>
           </w:tcPr>
           <w:p>
             <w:pPr>
               <w:spacing w:before="40" w:after="40"/>
             </w:pPr>
+            <w:r/>
             <w:r>
               <w:rPr>
-                <w:rFonts w:ascii="Calibri" w:hAnsi="Calibri"/>
                 <w:b w:val="0"/>
                 <w:i w:val="0"/>
                 <w:sz w:val="20"/>
@@ -2246,22 +1719,15 @@
         </w:tc>
         <w:tc>
           <w:tcPr>
-            <w:tcW w:type="dxa" w:w="2967"/>
-            <w:tcMar>
-              <w:top w:w="60" w:type="dxa"/>
-              <w:bottom w:w="60" w:type="dxa"/>
-              <w:left w:w="100" w:type="dxa"/>
-              <w:right w:w="100" w:type="dxa"/>
-            </w:tcMar>
-            <w:shd w:val="clear" w:color="auto" w:fill="EBF5FB"/>
+            <w:tcW w:type="dxa" w:w="3120"/>
           </w:tcPr>
           <w:p>
             <w:pPr>
               <w:spacing w:before="40" w:after="40"/>
             </w:pPr>
+            <w:r/>
             <w:r>
               <w:rPr>
-                <w:rFonts w:ascii="Calibri" w:hAnsi="Calibri"/>
                 <w:b/>
                 <w:i w:val="0"/>
                 <w:sz w:val="20"/>
@@ -2272,22 +1738,15 @@
         </w:tc>
         <w:tc>
           <w:tcPr>
-            <w:tcW w:type="dxa" w:w="2967"/>
-            <w:tcMar>
-              <w:top w:w="60" w:type="dxa"/>
-              <w:bottom w:w="60" w:type="dxa"/>
-              <w:left w:w="100" w:type="dxa"/>
-              <w:right w:w="100" w:type="dxa"/>
-            </w:tcMar>
-            <w:shd w:val="clear" w:color="auto" w:fill="EBF5FB"/>
+            <w:tcW w:type="dxa" w:w="3120"/>
           </w:tcPr>
           <w:p>
             <w:pPr>
               <w:spacing w:before="40" w:after="40"/>
             </w:pPr>
+            <w:r/>
             <w:r>
               <w:rPr>
-                <w:rFonts w:ascii="Calibri" w:hAnsi="Calibri"/>
                 <w:b w:val="0"/>
                 <w:i w:val="0"/>
                 <w:sz w:val="20"/>
@@ -2298,26 +1757,17 @@
         </w:tc>
       </w:tr>
       <w:tr>
-        <w:trPr>
-          <w:cantSplit w:val="1"/>
-        </w:trPr>
         <w:tc>
           <w:tcPr>
-            <w:tcW w:type="dxa" w:w="2967"/>
-            <w:tcMar>
-              <w:top w:w="60" w:type="dxa"/>
-              <w:bottom w:w="60" w:type="dxa"/>
-              <w:left w:w="100" w:type="dxa"/>
-              <w:right w:w="100" w:type="dxa"/>
-            </w:tcMar>
+            <w:tcW w:type="dxa" w:w="3120"/>
           </w:tcPr>
           <w:p>
             <w:pPr>
               <w:spacing w:before="40" w:after="40"/>
             </w:pPr>
+            <w:r/>
             <w:r>
               <w:rPr>
-                <w:rFonts w:ascii="Calibri" w:hAnsi="Calibri"/>
                 <w:b w:val="0"/>
                 <w:i w:val="0"/>
                 <w:sz w:val="20"/>
@@ -2328,21 +1778,15 @@
         </w:tc>
         <w:tc>
           <w:tcPr>
-            <w:tcW w:type="dxa" w:w="2967"/>
-            <w:tcMar>
-              <w:top w:w="60" w:type="dxa"/>
-              <w:bottom w:w="60" w:type="dxa"/>
-              <w:left w:w="100" w:type="dxa"/>
-              <w:right w:w="100" w:type="dxa"/>
-            </w:tcMar>
+            <w:tcW w:type="dxa" w:w="3120"/>
           </w:tcPr>
           <w:p>
             <w:pPr>
               <w:spacing w:before="40" w:after="40"/>
             </w:pPr>
+            <w:r/>
             <w:r>
               <w:rPr>
-                <w:rFonts w:ascii="Calibri" w:hAnsi="Calibri"/>
                 <w:b/>
                 <w:i w:val="0"/>
                 <w:sz w:val="20"/>
@@ -2353,21 +1797,15 @@
         </w:tc>
         <w:tc>
           <w:tcPr>
-            <w:tcW w:type="dxa" w:w="2967"/>
-            <w:tcMar>
-              <w:top w:w="60" w:type="dxa"/>
-              <w:bottom w:w="60" w:type="dxa"/>
-              <w:left w:w="100" w:type="dxa"/>
-              <w:right w:w="100" w:type="dxa"/>
-            </w:tcMar>
+            <w:tcW w:type="dxa" w:w="3120"/>
           </w:tcPr>
           <w:p>
             <w:pPr>
               <w:spacing w:before="40" w:after="40"/>
             </w:pPr>
+            <w:r/>
             <w:r>
               <w:rPr>
-                <w:rFonts w:ascii="Calibri" w:hAnsi="Calibri"/>
                 <w:b w:val="0"/>
                 <w:i w:val="0"/>
                 <w:sz w:val="20"/>
@@ -2377,146 +1815,214 @@
           </w:p>
         </w:tc>
       </w:tr>
+      <w:tr>
+        <w:tc>
+          <w:tcPr>
+            <w:tcW w:type="dxa" w:w="3120"/>
+          </w:tcPr>
+          <w:p>
+            <w:pPr>
+              <w:spacing w:before="40" w:after="40"/>
+            </w:pPr>
+            <w:r/>
+            <w:r>
+              <w:rPr>
+                <w:b w:val="0"/>
+                <w:i w:val="0"/>
+                <w:sz w:val="20"/>
+              </w:rPr>
+              <w:t>Aquisição (AQU)</w:t>
+            </w:r>
+          </w:p>
+        </w:tc>
+        <w:tc>
+          <w:tcPr>
+            <w:tcW w:type="dxa" w:w="3120"/>
+          </w:tcPr>
+          <w:p>
+            <w:pPr>
+              <w:spacing w:before="40" w:after="40"/>
+            </w:pPr>
+            <w:r/>
+            <w:r>
+              <w:rPr>
+                <w:b/>
+                <w:i w:val="0"/>
+                <w:sz w:val="20"/>
+              </w:rPr>
+              <w:t>Não aplicável</w:t>
+            </w:r>
+          </w:p>
+        </w:tc>
+        <w:tc>
+          <w:tcPr>
+            <w:tcW w:type="dxa" w:w="3120"/>
+          </w:tcPr>
+          <w:p>
+            <w:pPr>
+              <w:spacing w:before="40" w:after="40"/>
+            </w:pPr>
+            <w:r/>
+            <w:r>
+              <w:rPr>
+                <w:b w:val="0"/>
+                <w:i w:val="0"/>
+                <w:sz w:val="20"/>
+              </w:rPr>
+              <w:t>Igual à OS-001: sem subcontratação de terceiro responsável por entrega; serviços Azure (APIM, Key Vault, Entra ID, Monitor) são software de prateleira/infraestrutura, fora do escopo de AQU (PRO-AQU-001 §2).</w:t>
+            </w:r>
+          </w:p>
+        </w:tc>
+      </w:tr>
     </w:tbl>
+    <w:p/>
     <w:p>
       <w:pPr>
-        <w:spacing w:before="0" w:after="160"/>
-      </w:pPr>
-    </w:p>
-    <w:p>
-      <w:pPr>
-        <w:pStyle w:val="Heading1"/>
-        <w:keepNext/>
-        <w:keepLines/>
-        <w:pBdr>
-          <w:bottom w:val="single" w:sz="4" w:space="2" w:color="D6E4F0"/>
-        </w:pBdr>
+        <w:pStyle w:val="Heading2"/>
       </w:pPr>
       <w:r>
+        <w:rPr>
+          <w:b/>
+          <w:color w:val="2E74B5"/>
+          <w:sz w:val="26"/>
+        </w:rPr>
         <w:t>3. Pontos de controle obrigatórios (não adaptáveis)</w:t>
       </w:r>
     </w:p>
     <w:p>
       <w:pPr>
-        <w:pStyle w:val="ListBullet"/>
-        <w:spacing w:before="20" w:after="40"/>
+        <w:spacing w:after="80"/>
       </w:pPr>
       <w:r>
         <w:rPr>
-          <w:rFonts w:ascii="Calibri" w:hAnsi="Calibri"/>
           <w:b w:val="0"/>
           <w:i w:val="0"/>
-          <w:sz w:val="22"/>
+          <w:sz w:val="20"/>
         </w:rPr>
-        <w:t>[x] Requisitos especificados e validados</w:t>
+        <w:t>Conforme GUIA-GPC-001 v1.2, os seis pontos a seguir são obrigatórios e não passíveis de supressão em nenhum projeto.</w:t>
       </w:r>
     </w:p>
     <w:p>
       <w:pPr>
         <w:pStyle w:val="ListBullet"/>
-        <w:spacing w:before="20" w:after="40"/>
+        <w:spacing w:before="0" w:after="0"/>
       </w:pPr>
       <w:r>
         <w:rPr>
-          <w:rFonts w:ascii="Calibri" w:hAnsi="Calibri"/>
           <w:b w:val="0"/>
           <w:i w:val="0"/>
-          <w:sz w:val="22"/>
+          <w:sz w:val="20"/>
         </w:rPr>
-        <w:t>[x] Plano de Projeto aprovado pelo cliente (baseline)</w:t>
+        <w:t>[x] Abertura — Termo de Abertura elaborado e aprovado antes do início das atividades (TAP-GASMIG02-002)</w:t>
       </w:r>
     </w:p>
     <w:p>
       <w:pPr>
         <w:pStyle w:val="ListBullet"/>
-        <w:spacing w:before="20" w:after="40"/>
+        <w:spacing w:before="0" w:after="0"/>
       </w:pPr>
       <w:r>
         <w:rPr>
-          <w:rFonts w:ascii="Calibri" w:hAnsi="Calibri"/>
           <w:b w:val="0"/>
           <w:i w:val="0"/>
-          <w:sz w:val="22"/>
+          <w:sz w:val="20"/>
         </w:rPr>
-        <w:t>[ ] Definição de Pronto aplicada (checklist de verificação — VV-GASMIG02-002)</w:t>
+        <w:t>[x] Requisitos — Requisitos especificados, rastreáveis e validados antes da configuração (REQ-GASMIG02-002)</w:t>
       </w:r>
     </w:p>
     <w:p>
       <w:pPr>
         <w:pStyle w:val="ListBullet"/>
-        <w:spacing w:before="20" w:after="40"/>
+        <w:spacing w:before="0" w:after="0"/>
       </w:pPr>
       <w:r>
         <w:rPr>
-          <w:rFonts w:ascii="Calibri" w:hAnsi="Calibri"/>
           <w:b w:val="0"/>
           <w:i w:val="0"/>
-          <w:sz w:val="22"/>
+          <w:sz w:val="20"/>
         </w:rPr>
-        <w:t>[ ] Verificação e validação realizadas (verificação técnica + sessão de homologação GASMIG)</w:t>
+        <w:t>[x] Design — Documento de Design técnico elaborado e aprovado antes do deploy (PCP-GASMIG02-002)</w:t>
       </w:r>
     </w:p>
     <w:p>
       <w:pPr>
         <w:pStyle w:val="ListBullet"/>
-        <w:spacing w:before="20" w:after="40"/>
+        <w:spacing w:before="0" w:after="0"/>
       </w:pPr>
       <w:r>
         <w:rPr>
-          <w:rFonts w:ascii="Calibri" w:hAnsi="Calibri"/>
           <w:b w:val="0"/>
           <w:i w:val="0"/>
-          <w:sz w:val="22"/>
+          <w:sz w:val="20"/>
         </w:rPr>
-        <w:t>[ ] Encerramento formal com aceite</w:t>
+        <w:t>[x] Verificação — Checklist de verificação de configuração executado e resultados registrados (VV-GASMIG02-002)</w:t>
       </w:r>
     </w:p>
     <w:p>
       <w:pPr>
-        <w:pStyle w:val="Heading1"/>
-        <w:keepNext/>
-        <w:keepLines/>
+        <w:pStyle w:val="ListBullet"/>
+        <w:spacing w:before="0" w:after="0"/>
+      </w:pPr>
+      <w:r>
+        <w:rPr>
+          <w:b w:val="0"/>
+          <w:i w:val="0"/>
+          <w:sz w:val="20"/>
+        </w:rPr>
+        <w:t>[x] Homologação — Sessão de homologação end-to-end com o cliente realizada e registrada (ATA-GASMIG02-003)</w:t>
+      </w:r>
+    </w:p>
+    <w:p>
+      <w:pPr>
+        <w:pStyle w:val="ListBullet"/>
+        <w:spacing w:before="0" w:after="0"/>
+      </w:pPr>
+      <w:r>
+        <w:rPr>
+          <w:b w:val="0"/>
+          <w:i w:val="0"/>
+          <w:sz w:val="20"/>
+        </w:rPr>
+        <w:t>[x] Encerramento — Termo de Encerramento emitido com aceite formal (TAE-GASMIG02-002)</w:t>
+      </w:r>
+    </w:p>
+    <w:p>
+      <w:pPr>
         <w:pBdr>
-          <w:bottom w:val="single" w:sz="4" w:space="2" w:color="D6E4F0"/>
+          <w:bottom w:val="single" w:sz="6" w:space="1" w:color="AAAAAA"/>
         </w:pBdr>
       </w:pPr>
+    </w:p>
+    <w:p>
+      <w:pPr>
+        <w:pStyle w:val="Heading2"/>
+      </w:pPr>
       <w:r>
+        <w:rPr>
+          <w:b/>
+          <w:color w:val="2E74B5"/>
+          <w:sz w:val="26"/>
+        </w:rPr>
         <w:t>Histórico de revisões</w:t>
       </w:r>
     </w:p>
     <w:tbl>
       <w:tblPr>
+        <w:tblStyle w:val="TableGrid"/>
         <w:tblW w:type="auto" w:w="0"/>
         <w:tblLook w:firstColumn="1" w:firstRow="1" w:lastColumn="0" w:lastRow="0" w:noHBand="0" w:noVBand="1" w:val="04A0"/>
-        <w:tblBorders>
-          <w:top w:val="single" w:sz="4" w:space="0" w:color="AAAAAA"/>
-          <w:left w:val="single" w:sz="4" w:space="0" w:color="AAAAAA"/>
-          <w:bottom w:val="single" w:sz="4" w:space="0" w:color="AAAAAA"/>
-          <w:right w:val="single" w:sz="4" w:space="0" w:color="AAAAAA"/>
-          <w:insideH w:val="single" w:sz="4" w:space="0" w:color="AAAAAA"/>
-          <w:insideV w:val="single" w:sz="4" w:space="0" w:color="AAAAAA"/>
-        </w:tblBorders>
       </w:tblPr>
       <w:tblGrid>
-        <w:gridCol w:w="2225"/>
-        <w:gridCol w:w="2225"/>
-        <w:gridCol w:w="2225"/>
-        <w:gridCol w:w="2225"/>
+        <w:gridCol w:w="2340"/>
+        <w:gridCol w:w="2340"/>
+        <w:gridCol w:w="2340"/>
+        <w:gridCol w:w="2340"/>
       </w:tblGrid>
       <w:tr>
-        <w:trPr>
-          <w:cantSplit w:val="1"/>
-        </w:trPr>
         <w:tc>
           <w:tcPr>
-            <w:tcW w:type="dxa" w:w="2225"/>
-            <w:tcMar>
-              <w:top w:w="60" w:type="dxa"/>
-              <w:bottom w:w="60" w:type="dxa"/>
-              <w:left w:w="100" w:type="dxa"/>
-              <w:right w:w="100" w:type="dxa"/>
-            </w:tcMar>
-            <w:shd w:val="clear" w:color="auto" w:fill="D6E4F0"/>
+            <w:tcW w:type="dxa" w:w="2340"/>
+            <w:shd w:val="clear" w:color="auto" w:fill="D6E4F7"/>
           </w:tcPr>
           <w:p>
             <w:pPr>
@@ -2524,7 +2030,11 @@
             </w:pPr>
             <w:r>
               <w:rPr>
-                <w:rFonts w:ascii="Calibri" w:hAnsi="Calibri"/>
+                <w:b/>
+              </w:rPr>
+            </w:r>
+            <w:r>
+              <w:rPr>
                 <w:b/>
                 <w:i w:val="0"/>
                 <w:sz w:val="20"/>
@@ -2535,14 +2045,8 @@
         </w:tc>
         <w:tc>
           <w:tcPr>
-            <w:tcW w:type="dxa" w:w="2225"/>
-            <w:tcMar>
-              <w:top w:w="60" w:type="dxa"/>
-              <w:bottom w:w="60" w:type="dxa"/>
-              <w:left w:w="100" w:type="dxa"/>
-              <w:right w:w="100" w:type="dxa"/>
-            </w:tcMar>
-            <w:shd w:val="clear" w:color="auto" w:fill="D6E4F0"/>
+            <w:tcW w:type="dxa" w:w="2340"/>
+            <w:shd w:val="clear" w:color="auto" w:fill="D6E4F7"/>
           </w:tcPr>
           <w:p>
             <w:pPr>
@@ -2550,7 +2054,11 @@
             </w:pPr>
             <w:r>
               <w:rPr>
-                <w:rFonts w:ascii="Calibri" w:hAnsi="Calibri"/>
+                <w:b/>
+              </w:rPr>
+            </w:r>
+            <w:r>
+              <w:rPr>
                 <w:b/>
                 <w:i w:val="0"/>
                 <w:sz w:val="20"/>
@@ -2561,14 +2069,8 @@
         </w:tc>
         <w:tc>
           <w:tcPr>
-            <w:tcW w:type="dxa" w:w="2225"/>
-            <w:tcMar>
-              <w:top w:w="60" w:type="dxa"/>
-              <w:bottom w:w="60" w:type="dxa"/>
-              <w:left w:w="100" w:type="dxa"/>
-              <w:right w:w="100" w:type="dxa"/>
-            </w:tcMar>
-            <w:shd w:val="clear" w:color="auto" w:fill="D6E4F0"/>
+            <w:tcW w:type="dxa" w:w="2340"/>
+            <w:shd w:val="clear" w:color="auto" w:fill="D6E4F7"/>
           </w:tcPr>
           <w:p>
             <w:pPr>
@@ -2576,7 +2078,11 @@
             </w:pPr>
             <w:r>
               <w:rPr>
-                <w:rFonts w:ascii="Calibri" w:hAnsi="Calibri"/>
+                <w:b/>
+              </w:rPr>
+            </w:r>
+            <w:r>
+              <w:rPr>
                 <w:b/>
                 <w:i w:val="0"/>
                 <w:sz w:val="20"/>
@@ -2587,14 +2093,8 @@
         </w:tc>
         <w:tc>
           <w:tcPr>
-            <w:tcW w:type="dxa" w:w="2225"/>
-            <w:tcMar>
-              <w:top w:w="60" w:type="dxa"/>
-              <w:bottom w:w="60" w:type="dxa"/>
-              <w:left w:w="100" w:type="dxa"/>
-              <w:right w:w="100" w:type="dxa"/>
-            </w:tcMar>
-            <w:shd w:val="clear" w:color="auto" w:fill="D6E4F0"/>
+            <w:tcW w:type="dxa" w:w="2340"/>
+            <w:shd w:val="clear" w:color="auto" w:fill="D6E4F7"/>
           </w:tcPr>
           <w:p>
             <w:pPr>
@@ -2602,7 +2102,11 @@
             </w:pPr>
             <w:r>
               <w:rPr>
-                <w:rFonts w:ascii="Calibri" w:hAnsi="Calibri"/>
+                <w:b/>
+              </w:rPr>
+            </w:r>
+            <w:r>
+              <w:rPr>
                 <w:b/>
                 <w:i w:val="0"/>
                 <w:sz w:val="20"/>
@@ -2613,28 +2117,18 @@
         </w:tc>
       </w:tr>
       <w:tr>
-        <w:trPr>
-          <w:cantSplit w:val="1"/>
-        </w:trPr>
         <w:tc>
           <w:tcPr>
-            <w:tcW w:type="dxa" w:w="2225"/>
-            <w:tcMar>
-              <w:top w:w="60" w:type="dxa"/>
-              <w:bottom w:w="60" w:type="dxa"/>
-              <w:left w:w="100" w:type="dxa"/>
-              <w:right w:w="100" w:type="dxa"/>
-            </w:tcMar>
-            <w:shd w:val="clear" w:color="auto" w:fill="F0F4F8"/>
+            <w:tcW w:type="dxa" w:w="2340"/>
           </w:tcPr>
           <w:p>
             <w:pPr>
               <w:spacing w:before="40" w:after="40"/>
             </w:pPr>
+            <w:r/>
             <w:r>
               <w:rPr>
-                <w:rFonts w:ascii="Calibri" w:hAnsi="Calibri"/>
-                <w:b/>
+                <w:b w:val="0"/>
                 <w:i w:val="0"/>
                 <w:sz w:val="20"/>
               </w:rPr>
@@ -2644,21 +2138,15 @@
         </w:tc>
         <w:tc>
           <w:tcPr>
-            <w:tcW w:type="dxa" w:w="2225"/>
-            <w:tcMar>
-              <w:top w:w="60" w:type="dxa"/>
-              <w:bottom w:w="60" w:type="dxa"/>
-              <w:left w:w="100" w:type="dxa"/>
-              <w:right w:w="100" w:type="dxa"/>
-            </w:tcMar>
+            <w:tcW w:type="dxa" w:w="2340"/>
           </w:tcPr>
           <w:p>
             <w:pPr>
               <w:spacing w:before="40" w:after="40"/>
             </w:pPr>
+            <w:r/>
             <w:r>
               <w:rPr>
-                <w:rFonts w:ascii="Calibri" w:hAnsi="Calibri"/>
                 <w:b w:val="0"/>
                 <w:i w:val="0"/>
                 <w:sz w:val="20"/>
@@ -2669,21 +2157,15 @@
         </w:tc>
         <w:tc>
           <w:tcPr>
-            <w:tcW w:type="dxa" w:w="2225"/>
-            <w:tcMar>
-              <w:top w:w="60" w:type="dxa"/>
-              <w:bottom w:w="60" w:type="dxa"/>
-              <w:left w:w="100" w:type="dxa"/>
-              <w:right w:w="100" w:type="dxa"/>
-            </w:tcMar>
+            <w:tcW w:type="dxa" w:w="2340"/>
           </w:tcPr>
           <w:p>
             <w:pPr>
               <w:spacing w:before="40" w:after="40"/>
             </w:pPr>
+            <w:r/>
             <w:r>
               <w:rPr>
-                <w:rFonts w:ascii="Calibri" w:hAnsi="Calibri"/>
                 <w:b w:val="0"/>
                 <w:i w:val="0"/>
                 <w:sz w:val="20"/>
@@ -2694,21 +2176,15 @@
         </w:tc>
         <w:tc>
           <w:tcPr>
-            <w:tcW w:type="dxa" w:w="2225"/>
-            <w:tcMar>
-              <w:top w:w="60" w:type="dxa"/>
-              <w:bottom w:w="60" w:type="dxa"/>
-              <w:left w:w="100" w:type="dxa"/>
-              <w:right w:w="100" w:type="dxa"/>
-            </w:tcMar>
+            <w:tcW w:type="dxa" w:w="2340"/>
           </w:tcPr>
           <w:p>
             <w:pPr>
               <w:spacing w:before="40" w:after="40"/>
             </w:pPr>
+            <w:r/>
             <w:r>
               <w:rPr>
-                <w:rFonts w:ascii="Calibri" w:hAnsi="Calibri"/>
                 <w:b w:val="0"/>
                 <w:i w:val="0"/>
                 <w:sz w:val="20"/>
@@ -2718,204 +2194,172 @@
           </w:p>
         </w:tc>
       </w:tr>
+      <w:tr>
+        <w:tc>
+          <w:tcPr>
+            <w:tcW w:type="dxa" w:w="2340"/>
+          </w:tcPr>
+          <w:p>
+            <w:pPr>
+              <w:spacing w:before="40" w:after="40"/>
+            </w:pPr>
+            <w:r/>
+            <w:r>
+              <w:rPr>
+                <w:b w:val="0"/>
+                <w:i w:val="0"/>
+                <w:sz w:val="20"/>
+              </w:rPr>
+              <w:t>1.1</w:t>
+            </w:r>
+          </w:p>
+        </w:tc>
+        <w:tc>
+          <w:tcPr>
+            <w:tcW w:type="dxa" w:w="2340"/>
+          </w:tcPr>
+          <w:p>
+            <w:pPr>
+              <w:spacing w:before="40" w:after="40"/>
+            </w:pPr>
+            <w:r/>
+            <w:r>
+              <w:rPr>
+                <w:b w:val="0"/>
+                <w:i w:val="0"/>
+                <w:sz w:val="20"/>
+              </w:rPr>
+              <w:t>11/06/2026</w:t>
+            </w:r>
+          </w:p>
+        </w:tc>
+        <w:tc>
+          <w:tcPr>
+            <w:tcW w:type="dxa" w:w="2340"/>
+          </w:tcPr>
+          <w:p>
+            <w:pPr>
+              <w:spacing w:before="40" w:after="40"/>
+            </w:pPr>
+            <w:r/>
+            <w:r>
+              <w:rPr>
+                <w:b w:val="0"/>
+                <w:i w:val="0"/>
+                <w:sz w:val="20"/>
+              </w:rPr>
+              <w:t>Time de Melhoria Contínua</w:t>
+            </w:r>
+          </w:p>
+        </w:tc>
+        <w:tc>
+          <w:tcPr>
+            <w:tcW w:type="dxa" w:w="2340"/>
+          </w:tcPr>
+          <w:p>
+            <w:pPr>
+              <w:spacing w:before="40" w:after="40"/>
+            </w:pPr>
+            <w:r/>
+            <w:r>
+              <w:rPr>
+                <w:b w:val="0"/>
+                <w:i w:val="0"/>
+                <w:sz w:val="20"/>
+              </w:rPr>
+              <w:t>Adicionada referência ao processo-padrão base (PRO-GPC-001 v2.2) e ao guia de adaptação (GUIA-GPC-001 v1.2); GQA atualizado para COO (Operações); pontos de controle expandidos para os 6 obrigatórios do GUIA-GPC-001 v1.2; todos marcados como concluídos (OS-002 encerrada em 09/06/2026)</w:t>
+            </w:r>
+          </w:p>
+        </w:tc>
+      </w:tr>
+      <w:tr>
+        <w:tc>
+          <w:tcPr>
+            <w:tcW w:type="dxa" w:w="2340"/>
+          </w:tcPr>
+          <w:p>
+            <w:pPr>
+              <w:spacing w:before="40" w:after="40"/>
+            </w:pPr>
+            <w:r/>
+            <w:r>
+              <w:rPr>
+                <w:b w:val="0"/>
+                <w:i w:val="0"/>
+                <w:sz w:val="20"/>
+              </w:rPr>
+              <w:t>1.2</w:t>
+            </w:r>
+          </w:p>
+        </w:tc>
+        <w:tc>
+          <w:tcPr>
+            <w:tcW w:type="dxa" w:w="2340"/>
+          </w:tcPr>
+          <w:p>
+            <w:pPr>
+              <w:spacing w:before="40" w:after="40"/>
+            </w:pPr>
+            <w:r/>
+            <w:r>
+              <w:rPr>
+                <w:b w:val="0"/>
+                <w:i w:val="0"/>
+                <w:sz w:val="20"/>
+              </w:rPr>
+              <w:t>13/06/2026</w:t>
+            </w:r>
+          </w:p>
+        </w:tc>
+        <w:tc>
+          <w:tcPr>
+            <w:tcW w:type="dxa" w:w="2340"/>
+          </w:tcPr>
+          <w:p>
+            <w:pPr>
+              <w:spacing w:before="40" w:after="40"/>
+            </w:pPr>
+            <w:r/>
+            <w:r>
+              <w:rPr>
+                <w:b w:val="0"/>
+                <w:i w:val="0"/>
+                <w:sz w:val="20"/>
+              </w:rPr>
+              <w:t>Time de Melhoria Contínua</w:t>
+            </w:r>
+          </w:p>
+        </w:tc>
+        <w:tc>
+          <w:tcPr>
+            <w:tcW w:type="dxa" w:w="2340"/>
+          </w:tcPr>
+          <w:p>
+            <w:pPr>
+              <w:spacing w:before="40" w:after="40"/>
+            </w:pPr>
+            <w:r/>
+            <w:r>
+              <w:rPr>
+                <w:b w:val="0"/>
+                <w:i w:val="0"/>
+                <w:sz w:val="20"/>
+              </w:rPr>
+              <w:t>Registrada explicitamente a não aplicabilidade do processo de Aquisição (AQU) nesta OS, conforme PRO-AQU-001 §2</w:t>
+            </w:r>
+          </w:p>
+        </w:tc>
+      </w:tr>
     </w:tbl>
-    <w:p>
-      <w:pPr>
-        <w:spacing w:before="0" w:after="160"/>
-      </w:pPr>
-    </w:p>
+    <w:p/>
     <w:sectPr>
-      <w:headerReference w:type="default" r:id="rId9"/>
-      <w:headerReference w:type="first" r:id="rId10"/>
-      <w:footerReference w:type="default" r:id="rId11"/>
-      <w:footerReference w:type="first" r:id="rId12"/>
-      <w:pgSz w:w="11906" w:h="16838"/>
-      <w:pgMar w:top="1587" w:right="1417" w:bottom="1417" w:left="1587" w:header="720" w:footer="720" w:gutter="0"/>
+      <w:pgSz w:w="12240" w:h="15840"/>
+      <w:pgMar w:top="1440" w:right="1440" w:bottom="1440" w:left="1440" w:header="720" w:footer="720" w:gutter="0"/>
       <w:cols w:space="720"/>
-      <w:titlePg/>
       <w:docGrid w:linePitch="360"/>
     </w:sectPr>
   </w:body>
 </w:document>
-</file>
-
-<file path=word/footer1.xml><?xml version="1.0" encoding="utf-8"?>
-<w:ftr xmlns:m="http://schemas.openxmlformats.org/officeDocument/2006/math" xmlns:mc="http://schemas.openxmlformats.org/markup-compatibility/2006" xmlns:mo="http://schemas.microsoft.com/office/mac/office/2008/main" xmlns:mv="urn:schemas-microsoft-com:mac:vml" xmlns:o="urn:schemas-microsoft-com:office:office" xmlns:r="http://schemas.openxmlformats.org/officeDocument/2006/relationships" xmlns:v="urn:schemas-microsoft-com:vml" xmlns:w10="urn:schemas-microsoft-com:office:word" xmlns:w14="http://schemas.microsoft.com/office/word/2010/wordml" xmlns:w="http://schemas.openxmlformats.org/wordprocessingml/2006/main" xmlns:wne="http://schemas.microsoft.com/office/word/2006/wordml" xmlns:wp14="http://schemas.microsoft.com/office/word/2010/wordprocessingDrawing" xmlns:wp="http://schemas.openxmlformats.org/drawingml/2006/wordprocessingDrawing" xmlns:wpc="http://schemas.microsoft.com/office/word/2010/wordprocessingCanvas" xmlns:wpg="http://schemas.microsoft.com/office/word/2010/wordprocessingGroup" xmlns:wpi="http://schemas.microsoft.com/office/word/2010/wordprocessingInk" xmlns:wps="http://schemas.microsoft.com/office/word/2010/wordprocessingShape" mc:Ignorable="w14 wp14">
-  <w:p>
-    <w:pPr>
-      <w:pStyle w:val="Footer"/>
-      <w:tabs>
-        <w:tab w:val="right" w:pos="8901"/>
-      </w:tabs>
-      <w:pBdr>
-        <w:top w:val="single" w:sz="4" w:space="4" w:color="003366"/>
-      </w:pBdr>
-      <w:spacing w:before="80" w:after="0"/>
-    </w:pPr>
-    <w:r>
-      <w:rPr>
-        <w:rFonts w:ascii="Calibri" w:hAnsi="Calibri"/>
-        <w:color w:val="555555"/>
-        <w:sz w:val="16"/>
-      </w:rPr>
-      <w:t>vData  ·  26/05/2026</w:t>
-    </w:r>
-    <w:r>
-      <w:tab/>
-    </w:r>
-    <w:r>
-      <w:rPr>
-        <w:rFonts w:ascii="Calibri" w:hAnsi="Calibri"/>
-        <w:color w:val="555555"/>
-        <w:sz w:val="16"/>
-      </w:rPr>
-      <w:t xml:space="preserve">Página </w:t>
-    </w:r>
-    <w:r>
-      <w:rPr>
-        <w:rFonts w:ascii="Calibri" w:hAnsi="Calibri"/>
-        <w:sz w:val="16"/>
-      </w:rPr>
-      <w:fldChar w:fldCharType="begin"/>
-      <w:instrText xml:space="preserve"> PAGE </w:instrText>
-      <w:fldChar w:fldCharType="end"/>
-    </w:r>
-    <w:r>
-      <w:rPr>
-        <w:rFonts w:ascii="Calibri" w:hAnsi="Calibri"/>
-        <w:color w:val="555555"/>
-        <w:sz w:val="16"/>
-      </w:rPr>
-      <w:t xml:space="preserve"> de </w:t>
-    </w:r>
-    <w:r>
-      <w:rPr>
-        <w:rFonts w:ascii="Calibri" w:hAnsi="Calibri"/>
-        <w:sz w:val="16"/>
-      </w:rPr>
-      <w:fldChar w:fldCharType="begin"/>
-      <w:instrText xml:space="preserve"> NUMPAGES </w:instrText>
-      <w:fldChar w:fldCharType="end"/>
-    </w:r>
-  </w:p>
-</w:ftr>
-</file>
-
-<file path=word/footer2.xml><?xml version="1.0" encoding="utf-8"?>
-<w:ftr xmlns:m="http://schemas.openxmlformats.org/officeDocument/2006/math" xmlns:mc="http://schemas.openxmlformats.org/markup-compatibility/2006" xmlns:mo="http://schemas.microsoft.com/office/mac/office/2008/main" xmlns:mv="urn:schemas-microsoft-com:mac:vml" xmlns:o="urn:schemas-microsoft-com:office:office" xmlns:r="http://schemas.openxmlformats.org/officeDocument/2006/relationships" xmlns:v="urn:schemas-microsoft-com:vml" xmlns:w10="urn:schemas-microsoft-com:office:word" xmlns:w14="http://schemas.microsoft.com/office/word/2010/wordml" xmlns:w="http://schemas.openxmlformats.org/wordprocessingml/2006/main" xmlns:wne="http://schemas.microsoft.com/office/word/2006/wordml" xmlns:wp14="http://schemas.microsoft.com/office/word/2010/wordprocessingDrawing" xmlns:wp="http://schemas.openxmlformats.org/drawingml/2006/wordprocessingDrawing" xmlns:wpc="http://schemas.microsoft.com/office/word/2010/wordprocessingCanvas" xmlns:wpg="http://schemas.microsoft.com/office/word/2010/wordprocessingGroup" xmlns:wpi="http://schemas.microsoft.com/office/word/2010/wordprocessingInk" xmlns:wps="http://schemas.microsoft.com/office/word/2010/wordprocessingShape" mc:Ignorable="w14 wp14">
-  <w:p>
-    <w:pPr>
-      <w:pStyle w:val="Footer"/>
-      <w:tabs>
-        <w:tab w:val="right" w:pos="8901"/>
-      </w:tabs>
-      <w:pBdr>
-        <w:top w:val="single" w:sz="4" w:space="4" w:color="003366"/>
-      </w:pBdr>
-      <w:spacing w:before="80" w:after="0"/>
-    </w:pPr>
-    <w:r>
-      <w:rPr>
-        <w:rFonts w:ascii="Calibri" w:hAnsi="Calibri"/>
-        <w:color w:val="555555"/>
-        <w:sz w:val="16"/>
-      </w:rPr>
-      <w:t>vData  ·  26/05/2026</w:t>
-    </w:r>
-    <w:r>
-      <w:tab/>
-    </w:r>
-    <w:r>
-      <w:rPr>
-        <w:rFonts w:ascii="Calibri" w:hAnsi="Calibri"/>
-        <w:color w:val="555555"/>
-        <w:sz w:val="16"/>
-      </w:rPr>
-      <w:t xml:space="preserve">Página </w:t>
-    </w:r>
-    <w:r>
-      <w:rPr>
-        <w:rFonts w:ascii="Calibri" w:hAnsi="Calibri"/>
-        <w:sz w:val="16"/>
-      </w:rPr>
-      <w:fldChar w:fldCharType="begin"/>
-      <w:instrText xml:space="preserve"> PAGE </w:instrText>
-      <w:fldChar w:fldCharType="end"/>
-    </w:r>
-    <w:r>
-      <w:rPr>
-        <w:rFonts w:ascii="Calibri" w:hAnsi="Calibri"/>
-        <w:color w:val="555555"/>
-        <w:sz w:val="16"/>
-      </w:rPr>
-      <w:t xml:space="preserve"> de </w:t>
-    </w:r>
-    <w:r>
-      <w:rPr>
-        <w:rFonts w:ascii="Calibri" w:hAnsi="Calibri"/>
-        <w:sz w:val="16"/>
-      </w:rPr>
-      <w:fldChar w:fldCharType="begin"/>
-      <w:instrText xml:space="preserve"> NUMPAGES </w:instrText>
-      <w:fldChar w:fldCharType="end"/>
-    </w:r>
-  </w:p>
-</w:ftr>
-</file>
-
-<file path=word/header1.xml><?xml version="1.0" encoding="utf-8"?>
-<w:hdr xmlns:m="http://schemas.openxmlformats.org/officeDocument/2006/math" xmlns:mc="http://schemas.openxmlformats.org/markup-compatibility/2006" xmlns:mo="http://schemas.microsoft.com/office/mac/office/2008/main" xmlns:mv="urn:schemas-microsoft-com:mac:vml" xmlns:o="urn:schemas-microsoft-com:office:office" xmlns:r="http://schemas.openxmlformats.org/officeDocument/2006/relationships" xmlns:v="urn:schemas-microsoft-com:vml" xmlns:w10="urn:schemas-microsoft-com:office:word" xmlns:w14="http://schemas.microsoft.com/office/word/2010/wordml" xmlns:w="http://schemas.openxmlformats.org/wordprocessingml/2006/main" xmlns:wne="http://schemas.microsoft.com/office/word/2006/wordml" xmlns:wp14="http://schemas.microsoft.com/office/word/2010/wordprocessingDrawing" xmlns:wp="http://schemas.openxmlformats.org/drawingml/2006/wordprocessingDrawing" xmlns:wpc="http://schemas.microsoft.com/office/word/2010/wordprocessingCanvas" xmlns:wpg="http://schemas.microsoft.com/office/word/2010/wordprocessingGroup" xmlns:wpi="http://schemas.microsoft.com/office/word/2010/wordprocessingInk" xmlns:wps="http://schemas.microsoft.com/office/word/2010/wordprocessingShape" mc:Ignorable="w14 wp14">
-  <w:p>
-    <w:pPr>
-      <w:pStyle w:val="Header"/>
-      <w:tabs>
-        <w:tab w:val="right" w:pos="8901"/>
-      </w:tabs>
-      <w:pBdr>
-        <w:bottom w:val="single" w:sz="8" w:space="4" w:color="003366"/>
-      </w:pBdr>
-      <w:spacing w:before="0" w:after="80"/>
-    </w:pPr>
-    <w:r>
-      <w:rPr>
-        <w:rFonts w:ascii="Calibri" w:hAnsi="Calibri"/>
-        <w:b/>
-        <w:color w:val="003366"/>
-        <w:sz w:val="18"/>
-      </w:rPr>
-      <w:t>TIMEWARE</w:t>
-    </w:r>
-    <w:r>
-      <w:rPr>
-        <w:rFonts w:ascii="Calibri" w:hAnsi="Calibri"/>
-        <w:color w:val="555555"/>
-        <w:sz w:val="18"/>
-      </w:rPr>
-      <w:t xml:space="preserve">   ·   Sim</w:t>
-    </w:r>
-    <w:r>
-      <w:tab/>
-    </w:r>
-    <w:r>
-      <w:rPr>
-        <w:rFonts w:ascii="Calibri" w:hAnsi="Calibri"/>
-        <w:color w:val="555555"/>
-        <w:sz w:val="18"/>
-      </w:rPr>
-      <w:t>Evidência de Projeto</w:t>
-    </w:r>
-  </w:p>
-</w:hdr>
-</file>
-
-<file path=word/header2.xml><?xml version="1.0" encoding="utf-8"?>
-<w:hdr xmlns:m="http://schemas.openxmlformats.org/officeDocument/2006/math" xmlns:mc="http://schemas.openxmlformats.org/markup-compatibility/2006" xmlns:mo="http://schemas.microsoft.com/office/mac/office/2008/main" xmlns:mv="urn:schemas-microsoft-com:mac:vml" xmlns:o="urn:schemas-microsoft-com:office:office" xmlns:r="http://schemas.openxmlformats.org/officeDocument/2006/relationships" xmlns:v="urn:schemas-microsoft-com:vml" xmlns:w10="urn:schemas-microsoft-com:office:word" xmlns:w14="http://schemas.microsoft.com/office/word/2010/wordml" xmlns:w="http://schemas.openxmlformats.org/wordprocessingml/2006/main" xmlns:wne="http://schemas.microsoft.com/office/word/2006/wordml" xmlns:wp14="http://schemas.microsoft.com/office/word/2010/wordprocessingDrawing" xmlns:wp="http://schemas.openxmlformats.org/drawingml/2006/wordprocessingDrawing" xmlns:wpc="http://schemas.microsoft.com/office/word/2010/wordprocessingCanvas" xmlns:wpg="http://schemas.microsoft.com/office/word/2010/wordprocessingGroup" xmlns:wpi="http://schemas.microsoft.com/office/word/2010/wordprocessingInk" xmlns:wps="http://schemas.microsoft.com/office/word/2010/wordprocessingShape" mc:Ignorable="w14 wp14">
-  <w:p>
-    <w:pPr>
-      <w:pStyle w:val="Header"/>
-    </w:pPr>
-  </w:p>
-</w:hdr>
 </file>
 
 <file path=word/numbering.xml><?xml version="1.0" encoding="utf-8"?>
@@ -3281,12 +2725,9 @@
     <w:name w:val="Normal"/>
     <w:qFormat/>
     <w:rsid w:val="00FC693F"/>
-    <w:pPr>
-      <w:spacing w:after="120" w:lineRule="auto" w:line="276"/>
-    </w:pPr>
     <w:rPr>
       <w:rFonts w:ascii="Calibri" w:hAnsi="Calibri"/>
-      <w:sz w:val="22"/>
+      <w:sz w:val="20"/>
     </w:rPr>
   </w:style>
   <w:style w:type="paragraph" w:styleId="Header">
@@ -3344,15 +2785,15 @@
     <w:pPr>
       <w:keepNext/>
       <w:keepLines/>
-      <w:spacing w:before="360" w:after="120"/>
+      <w:spacing w:before="480" w:after="0"/>
       <w:outlineLvl w:val="0"/>
     </w:pPr>
     <w:rPr>
-      <w:rFonts w:asciiTheme="majorHAnsi" w:eastAsiaTheme="majorEastAsia" w:hAnsiTheme="majorHAnsi" w:cstheme="majorBidi" w:ascii="Calibri" w:hAnsi="Calibri"/>
+      <w:rFonts w:asciiTheme="majorHAnsi" w:eastAsiaTheme="majorEastAsia" w:hAnsiTheme="majorHAnsi" w:cstheme="majorBidi"/>
       <w:b/>
       <w:bCs/>
-      <w:color w:val="003366"/>
-      <w:sz w:val="26"/>
+      <w:color w:val="365F91" w:themeColor="accent1" w:themeShade="BF"/>
+      <w:sz w:val="28"/>
       <w:szCs w:val="28"/>
     </w:rPr>
   </w:style>
@@ -3368,15 +2809,15 @@
     <w:pPr>
       <w:keepNext/>
       <w:keepLines/>
-      <w:spacing w:before="240" w:after="80"/>
+      <w:spacing w:before="200" w:after="0"/>
       <w:outlineLvl w:val="1"/>
     </w:pPr>
     <w:rPr>
-      <w:rFonts w:asciiTheme="majorHAnsi" w:eastAsiaTheme="majorEastAsia" w:hAnsiTheme="majorHAnsi" w:cstheme="majorBidi" w:ascii="Calibri" w:hAnsi="Calibri"/>
+      <w:rFonts w:asciiTheme="majorHAnsi" w:eastAsiaTheme="majorEastAsia" w:hAnsiTheme="majorHAnsi" w:cstheme="majorBidi"/>
       <w:b/>
       <w:bCs/>
-      <w:color w:val="1A5276"/>
-      <w:sz w:val="22"/>
+      <w:color w:val="4F81BD" w:themeColor="accent1"/>
+      <w:sz w:val="26"/>
       <w:szCs w:val="26"/>
     </w:rPr>
   </w:style>
@@ -3392,16 +2833,14 @@
     <w:pPr>
       <w:keepNext/>
       <w:keepLines/>
-      <w:spacing w:before="160" w:after="40"/>
+      <w:spacing w:before="200" w:after="0"/>
       <w:outlineLvl w:val="2"/>
     </w:pPr>
     <w:rPr>
-      <w:rFonts w:asciiTheme="majorHAnsi" w:eastAsiaTheme="majorEastAsia" w:hAnsiTheme="majorHAnsi" w:cstheme="majorBidi" w:ascii="Calibri" w:hAnsi="Calibri"/>
+      <w:rFonts w:asciiTheme="majorHAnsi" w:eastAsiaTheme="majorEastAsia" w:hAnsiTheme="majorHAnsi" w:cstheme="majorBidi"/>
       <w:b/>
       <w:bCs/>
-      <w:i/>
-      <w:color w:val="1A5276"/>
-      <w:sz w:val="22"/>
+      <w:color w:val="4F81BD" w:themeColor="accent1"/>
     </w:rPr>
   </w:style>
   <w:style w:type="paragraph" w:styleId="Heading4">
